--- a/diploma/EduMetric_Dissertation.docx
+++ b/diploma/EduMetric_Dissertation.docx
@@ -4,98 +4,570 @@
   <w:body>
     <w:p>
       <w:pPr>
+        <w:spacing w:before="0" w:after="400"/>
+        <w:jc w:val="center"/>
+      </w:pPr>
+    </w:p>
+    <w:p>
+      <w:pPr>
+        <w:spacing w:before="0" w:after="80"/>
+        <w:jc w:val="center"/>
+      </w:pPr>
+      <w:r>
+        <w:rPr>
+          <w:rFonts w:ascii="Calibri" w:hAnsi="Calibri"/>
+          <w:b/>
+          <w:i w:val="0"/>
+          <w:sz w:val="48"/>
+        </w:rPr>
+        <w:t>PDP UNIVERSITY</w:t>
+      </w:r>
+    </w:p>
+    <w:p>
+      <w:pPr>
+        <w:spacing w:before="0" w:after="80"/>
+        <w:jc w:val="center"/>
+      </w:pPr>
+      <w:r>
+        <w:rPr>
+          <w:rFonts w:ascii="Calibri" w:hAnsi="Calibri"/>
+          <w:b w:val="0"/>
+          <w:i w:val="0"/>
+          <w:sz w:val="26"/>
+        </w:rPr>
+        <w:t>Faculty of Business Information Technology</w:t>
+      </w:r>
+    </w:p>
+    <w:p>
+      <w:pPr>
+        <w:spacing w:before="0" w:after="320"/>
+        <w:jc w:val="center"/>
+      </w:pPr>
+      <w:r>
+        <w:rPr>
+          <w:rFonts w:ascii="Calibri" w:hAnsi="Calibri"/>
+          <w:b w:val="0"/>
+          <w:i w:val="0"/>
+          <w:sz w:val="22"/>
+        </w:rPr>
+        <w:t>Tashkent, Uzbekistan</w:t>
+      </w:r>
+    </w:p>
+    <w:p>
+      <w:pPr>
+        <w:spacing w:before="0" w:after="80"/>
+        <w:jc w:val="center"/>
+      </w:pPr>
+      <w:r>
+        <w:rPr>
+          <w:rFonts w:ascii="Calibri" w:hAnsi="Calibri"/>
+          <w:b/>
+          <w:i w:val="0"/>
+          <w:sz w:val="36"/>
+        </w:rPr>
+        <w:t>INDEPENDENT PROJECT</w:t>
+      </w:r>
+    </w:p>
+    <w:p>
+      <w:pPr>
+        <w:spacing w:before="0" w:after="80"/>
+        <w:jc w:val="center"/>
+      </w:pPr>
+      <w:r>
+        <w:rPr>
+          <w:rFonts w:ascii="Calibri" w:hAnsi="Calibri"/>
+          <w:b w:val="0"/>
+          <w:i w:val="0"/>
+          <w:sz w:val="22"/>
+        </w:rPr>
+        <w:t>Pearson BTEC Level 6 Diploma in Digital Technologies</w:t>
+      </w:r>
+    </w:p>
+    <w:p>
+      <w:pPr>
+        <w:spacing w:before="0" w:after="600"/>
+        <w:jc w:val="center"/>
+      </w:pPr>
+      <w:r>
+        <w:rPr>
+          <w:rFonts w:ascii="Calibri" w:hAnsi="Calibri"/>
+          <w:b w:val="0"/>
+          <w:i w:val="0"/>
+          <w:sz w:val="22"/>
+        </w:rPr>
+        <w:t>Unit 2 — Unit Code: 70726U — Credit Value: 30</w:t>
+      </w:r>
+    </w:p>
+    <w:p>
+      <w:pPr>
+        <w:spacing w:before="0" w:after="80"/>
+        <w:jc w:val="center"/>
+      </w:pPr>
+      <w:r>
+        <w:rPr>
+          <w:rFonts w:ascii="Calibri" w:hAnsi="Calibri"/>
+          <w:b/>
+          <w:i w:val="0"/>
+          <w:color w:val="1F3864"/>
+          <w:sz w:val="64"/>
+        </w:rPr>
+        <w:t>EduMetric</w:t>
+      </w:r>
+    </w:p>
+    <w:p>
+      <w:pPr>
+        <w:spacing w:before="0" w:after="80"/>
+        <w:jc w:val="center"/>
+      </w:pPr>
+      <w:r>
+        <w:rPr>
+          <w:rFonts w:ascii="Calibri" w:hAnsi="Calibri"/>
+          <w:b/>
+          <w:i w:val="0"/>
+          <w:sz w:val="30"/>
+        </w:rPr>
+        <w:t>A Web-Based Multi-Dimensional Student Performance Analytics System</w:t>
+      </w:r>
+    </w:p>
+    <w:p>
+      <w:pPr>
+        <w:spacing w:before="0" w:after="600"/>
+        <w:jc w:val="center"/>
+      </w:pPr>
+      <w:r>
+        <w:rPr>
+          <w:rFonts w:ascii="Calibri" w:hAnsi="Calibri"/>
+          <w:b w:val="0"/>
+          <w:i/>
+          <w:sz w:val="24"/>
+        </w:rPr>
+        <w:t>Design, Development and Evaluation of a Transparent Composite-Score Platform for Educational Institutions</w:t>
+      </w:r>
+    </w:p>
+    <w:tbl>
+      <w:tblPr>
+        <w:tblW w:type="auto" w:w="0"/>
+        <w:jc w:val="center"/>
+        <w:tblLayout w:type="fixed"/>
+        <w:tblLook w:firstColumn="1" w:firstRow="1" w:lastColumn="0" w:lastRow="0" w:noHBand="0" w:noVBand="1" w:val="04A0"/>
+        <w:tblBorders>
+          <w:top w:val="none"/>
+          <w:left w:val="none"/>
+          <w:bottom w:val="none"/>
+          <w:right w:val="none"/>
+          <w:insideH w:val="none"/>
+          <w:insideV w:val="none"/>
+        </w:tblBorders>
+      </w:tblPr>
+      <w:tblGrid>
+        <w:gridCol w:w="4513"/>
+        <w:gridCol w:w="4513"/>
+      </w:tblGrid>
+      <w:tr>
+        <w:tc>
+          <w:tcPr>
+            <w:tcW w:type="dxa" w:w="3312"/>
+          </w:tcPr>
+          <w:p>
+            <w:r>
+              <w:rPr>
+                <w:b/>
+                <w:sz w:val="22"/>
+              </w:rPr>
+              <w:t>Student Name:</w:t>
+            </w:r>
+          </w:p>
+        </w:tc>
+        <w:tc>
+          <w:tcPr>
+            <w:tcW w:type="dxa" w:w="5328"/>
+          </w:tcPr>
+          <w:p>
+            <w:r>
+              <w:rPr>
+                <w:sz w:val="22"/>
+              </w:rPr>
+              <w:t>⟨STUDENT INPUT: Full Name⟩</w:t>
+            </w:r>
+          </w:p>
+        </w:tc>
+      </w:tr>
+      <w:tr>
+        <w:tc>
+          <w:tcPr>
+            <w:tcW w:type="dxa" w:w="3312"/>
+          </w:tcPr>
+          <w:p>
+            <w:r>
+              <w:rPr>
+                <w:b/>
+                <w:sz w:val="22"/>
+              </w:rPr>
+              <w:t>Student ID:</w:t>
+            </w:r>
+          </w:p>
+        </w:tc>
+        <w:tc>
+          <w:tcPr>
+            <w:tcW w:type="dxa" w:w="5328"/>
+          </w:tcPr>
+          <w:p>
+            <w:r>
+              <w:rPr>
+                <w:sz w:val="22"/>
+              </w:rPr>
+              <w:t>⟨STUDENT INPUT: ID Number⟩</w:t>
+            </w:r>
+          </w:p>
+        </w:tc>
+      </w:tr>
+      <w:tr>
+        <w:tc>
+          <w:tcPr>
+            <w:tcW w:type="dxa" w:w="3312"/>
+          </w:tcPr>
+          <w:p>
+            <w:r>
+              <w:rPr>
+                <w:b/>
+                <w:sz w:val="22"/>
+              </w:rPr>
+              <w:t>Programme / Group:</w:t>
+            </w:r>
+          </w:p>
+        </w:tc>
+        <w:tc>
+          <w:tcPr>
+            <w:tcW w:type="dxa" w:w="5328"/>
+          </w:tcPr>
+          <w:p>
+            <w:r>
+              <w:rPr>
+                <w:sz w:val="22"/>
+              </w:rPr>
+              <w:t>⟨STUDENT INPUT: BIT — Group Name⟩</w:t>
+            </w:r>
+          </w:p>
+        </w:tc>
+      </w:tr>
+      <w:tr>
+        <w:tc>
+          <w:tcPr>
+            <w:tcW w:type="dxa" w:w="3312"/>
+          </w:tcPr>
+          <w:p>
+            <w:r>
+              <w:rPr>
+                <w:b/>
+                <w:sz w:val="22"/>
+              </w:rPr>
+              <w:t>Project Format:</w:t>
+            </w:r>
+          </w:p>
+        </w:tc>
+        <w:tc>
+          <w:tcPr>
+            <w:tcW w:type="dxa" w:w="5328"/>
+          </w:tcPr>
+          <w:p>
+            <w:r>
+              <w:rPr>
+                <w:sz w:val="22"/>
+              </w:rPr>
+              <w:t>Thesis-style ☐    Capstone-style ☒</w:t>
+            </w:r>
+          </w:p>
+        </w:tc>
+      </w:tr>
+      <w:tr>
+        <w:tc>
+          <w:tcPr>
+            <w:tcW w:type="dxa" w:w="3312"/>
+          </w:tcPr>
+          <w:p>
+            <w:r>
+              <w:rPr>
+                <w:b/>
+                <w:sz w:val="22"/>
+              </w:rPr>
+              <w:t>Supervisor:</w:t>
+            </w:r>
+          </w:p>
+        </w:tc>
+        <w:tc>
+          <w:tcPr>
+            <w:tcW w:type="dxa" w:w="5328"/>
+          </w:tcPr>
+          <w:p>
+            <w:r>
+              <w:rPr>
+                <w:sz w:val="22"/>
+              </w:rPr>
+              <w:t>⟨STUDENT INPUT: Supervisor Full Name⟩</w:t>
+            </w:r>
+          </w:p>
+        </w:tc>
+      </w:tr>
+      <w:tr>
+        <w:tc>
+          <w:tcPr>
+            <w:tcW w:type="dxa" w:w="3312"/>
+          </w:tcPr>
+          <w:p>
+            <w:r>
+              <w:rPr>
+                <w:b/>
+                <w:sz w:val="22"/>
+              </w:rPr>
+              <w:t>Submission Date:</w:t>
+            </w:r>
+          </w:p>
+        </w:tc>
+        <w:tc>
+          <w:tcPr>
+            <w:tcW w:type="dxa" w:w="5328"/>
+          </w:tcPr>
+          <w:p>
+            <w:r>
+              <w:rPr>
+                <w:sz w:val="22"/>
+              </w:rPr>
+              <w:t>⟨STUDENT INPUT: Day Month Year⟩</w:t>
+            </w:r>
+          </w:p>
+        </w:tc>
+      </w:tr>
+      <w:tr>
+        <w:tc>
+          <w:tcPr>
+            <w:tcW w:type="dxa" w:w="3312"/>
+          </w:tcPr>
+          <w:p>
+            <w:r>
+              <w:rPr>
+                <w:b/>
+                <w:sz w:val="22"/>
+              </w:rPr>
+              <w:t>Word Count:</w:t>
+            </w:r>
+          </w:p>
+        </w:tc>
+        <w:tc>
+          <w:tcPr>
+            <w:tcW w:type="dxa" w:w="5328"/>
+          </w:tcPr>
+          <w:p>
+            <w:r>
+              <w:rPr>
+                <w:sz w:val="22"/>
+              </w:rPr>
+              <w:t>⟨STUDENT INPUT: XXXX words⟩</w:t>
+            </w:r>
+          </w:p>
+        </w:tc>
+      </w:tr>
+    </w:tbl>
+    <w:p>
+      <w:pPr>
+        <w:spacing w:before="0" w:after="160"/>
+        <w:jc w:val="center"/>
+      </w:pPr>
+    </w:p>
+    <w:p>
+      <w:pPr>
+        <w:spacing w:before="0" w:after="80"/>
+        <w:jc w:val="center"/>
+      </w:pPr>
+      <w:r>
+        <w:rPr>
+          <w:rFonts w:ascii="Calibri" w:hAnsi="Calibri"/>
+          <w:b w:val="0"/>
+          <w:i w:val="0"/>
+          <w:sz w:val="20"/>
+        </w:rPr>
+        <w:t>Submitted in partial fulfilment of the requirements for the</w:t>
+      </w:r>
+    </w:p>
+    <w:p>
+      <w:pPr>
+        <w:spacing w:before="0" w:after="80"/>
+        <w:jc w:val="center"/>
+      </w:pPr>
+      <w:r>
+        <w:rPr>
+          <w:rFonts w:ascii="Calibri" w:hAnsi="Calibri"/>
+          <w:b/>
+          <w:i w:val="0"/>
+          <w:sz w:val="20"/>
+        </w:rPr>
+        <w:t>Bachelor's Degree in Business Information Technology</w:t>
+      </w:r>
+    </w:p>
+    <w:p>
+      <w:pPr>
+        <w:spacing w:before="0" w:after="80"/>
+        <w:jc w:val="center"/>
+      </w:pPr>
+      <w:r>
+        <w:rPr>
+          <w:rFonts w:ascii="Calibri" w:hAnsi="Calibri"/>
+          <w:b w:val="0"/>
+          <w:i w:val="0"/>
+          <w:sz w:val="20"/>
+        </w:rPr>
+        <w:t>Academic Year ⟨STUDENT INPUT: 20XX–20XX⟩</w:t>
+      </w:r>
+    </w:p>
+    <w:bookmarkStart w:id="17" w:name="declaration-of-originality"/>
+    <w:p>
+      <w:pPr>
+        <w:pStyle w:val="Heading2"/>
+        <w:pageBreakBefore/>
+      </w:pPr>
+      <w:r>
+        <w:t xml:space="preserve">Declaration of Originality</w:t>
+      </w:r>
+    </w:p>
+    <w:p>
+      <w:pPr>
         <w:pStyle w:val="FirstParagraph"/>
       </w:pPr>
+      <w:r>
+        <w:t xml:space="preserve">I hereby declare that this Independent Project, submitted in partial fulfilment of the requirements</w:t>
+      </w:r>
+      <w:r>
+        <w:t xml:space="preserve"> </w:t>
+      </w:r>
+      <w:r>
+        <w:t xml:space="preserve">for the Pearson BTEC Level 6 Diploma in Digital Technologies and the Bachelor’s Degree in Business</w:t>
+      </w:r>
+      <w:r>
+        <w:t xml:space="preserve"> </w:t>
+      </w:r>
+      <w:r>
+        <w:t xml:space="preserve">Information Technology at PDP University, is the result of my own original work.</w:t>
+      </w:r>
+    </w:p>
+    <w:p>
+      <w:pPr>
+        <w:pStyle w:val="BodyText"/>
+      </w:pPr>
+      <w:r>
+        <w:t xml:space="preserve">I confirm that:</w:t>
+      </w:r>
+    </w:p>
+    <w:p>
+      <w:pPr>
+        <w:pStyle w:val="Compact"/>
+        <w:numPr>
+          <w:ilvl w:val="0"/>
+          <w:numId w:val="1001"/>
+        </w:numPr>
+      </w:pPr>
+      <w:r>
+        <w:t xml:space="preserve">All sources of information, data and ideas drawn from other authors have been fully acknowledged</w:t>
+      </w:r>
+      <w:r>
+        <w:t xml:space="preserve"> </w:t>
+      </w:r>
+      <w:r>
+        <w:t xml:space="preserve">through accurate in-text citations and a complete reference list using the Harvard (author–date)</w:t>
+      </w:r>
+      <w:r>
+        <w:t xml:space="preserve"> </w:t>
+      </w:r>
+      <w:r>
+        <w:t xml:space="preserve">referencing system.</w:t>
+      </w:r>
+    </w:p>
+    <w:p>
+      <w:pPr>
+        <w:pStyle w:val="Compact"/>
+        <w:numPr>
+          <w:ilvl w:val="0"/>
+          <w:numId w:val="1001"/>
+        </w:numPr>
+      </w:pPr>
+      <w:r>
+        <w:t xml:space="preserve">This work has not been previously submitted, in whole or in part, for any other academic award at</w:t>
+      </w:r>
+      <w:r>
+        <w:t xml:space="preserve"> </w:t>
+      </w:r>
+      <w:r>
+        <w:t xml:space="preserve">this or any other institution.</w:t>
+      </w:r>
+    </w:p>
+    <w:p>
+      <w:pPr>
+        <w:pStyle w:val="Compact"/>
+        <w:numPr>
+          <w:ilvl w:val="0"/>
+          <w:numId w:val="1001"/>
+        </w:numPr>
+      </w:pPr>
+      <w:r>
+        <w:t xml:space="preserve">All research activities involving human participants have been conducted in compliance with the</w:t>
+      </w:r>
+      <w:r>
+        <w:t xml:space="preserve"> </w:t>
+      </w:r>
+      <w:r>
+        <w:t xml:space="preserve">institutional ethics procedures of PDP University and applicable data-protection regulations. This</w:t>
+      </w:r>
+      <w:r>
+        <w:t xml:space="preserve"> </w:t>
+      </w:r>
+      <w:r>
+        <w:t xml:space="preserve">project did</w:t>
+      </w:r>
+      <w:r>
+        <w:t xml:space="preserve"> </w:t>
+      </w:r>
       <w:r>
         <w:rPr>
           <w:b/>
           <w:bCs/>
         </w:rPr>
-        <w:t xml:space="preserve">PDP UNIVERSITY</w:t>
-      </w:r>
-      <w:r>
-        <w:t xml:space="preserve"> </w:t>
-      </w:r>
-      <w:r>
-        <w:t xml:space="preserve">Faculty of Business Information Technology</w:t>
-      </w:r>
-      <w:r>
-        <w:t xml:space="preserve"> </w:t>
-      </w:r>
-      <w:r>
-        <w:t xml:space="preserve">Tashkent, Uzbekistan</w:t>
-      </w:r>
-    </w:p>
-    <w:p>
-      <w:pPr>
-        <w:pStyle w:val="BodyText"/>
-      </w:pPr>
-      <w:r>
-        <w:rPr>
-          <w:b/>
-          <w:bCs/>
-        </w:rPr>
-        <w:t xml:space="preserve">INDEPENDENT PROJECT</w:t>
-      </w:r>
-      <w:r>
-        <w:t xml:space="preserve"> </w:t>
-      </w:r>
-      <w:r>
-        <w:t xml:space="preserve">Pearson BTEC Level 6 Diploma in Digital Technologies</w:t>
-      </w:r>
-      <w:r>
-        <w:t xml:space="preserve"> </w:t>
-      </w:r>
-      <w:r>
-        <w:t xml:space="preserve">Unit 2 — Unit Code: 70726U — Credit Value: 30</w:t>
-      </w:r>
-    </w:p>
-    <w:p>
-      <w:r>
-        <w:pict>
-          <v:rect style="width:0;height:1.5pt" o:hralign="center" o:hrstd="t" o:hr="t"/>
-        </w:pict>
-      </w:r>
-    </w:p>
-    <w:bookmarkStart w:id="18" w:name="edumetric"/>
-    <w:p>
-      <w:pPr>
-        <w:pStyle w:val="Heading1"/>
-      </w:pPr>
-      <w:r>
-        <w:t xml:space="preserve">EduMetric</w:t>
-      </w:r>
-    </w:p>
-    <w:bookmarkStart w:id="17" w:name="X6e01453028b816ba0c43f9a16748bb8b0eee8a7"/>
-    <w:p>
-      <w:pPr>
-        <w:pStyle w:val="Heading3"/>
-      </w:pPr>
-      <w:r>
-        <w:t xml:space="preserve">A Web-Based Multi-Dimensional Student Performance Analytics System</w:t>
-      </w:r>
-    </w:p>
-    <w:p>
-      <w:pPr>
-        <w:pStyle w:val="FirstParagraph"/>
-      </w:pPr>
-      <w:r>
-        <w:rPr>
-          <w:i/>
-          <w:iCs/>
-        </w:rPr>
-        <w:t xml:space="preserve">Design, Development and Evaluation of a Transparent Composite-Score Platform for Educational Institutions</w:t>
-      </w:r>
-    </w:p>
-    <w:p>
-      <w:r>
-        <w:pict>
-          <v:rect style="width:0;height:1.5pt" o:hralign="center" o:hrstd="t" o:hr="t"/>
-        </w:pict>
-      </w:r>
-    </w:p>
-    <w:bookmarkEnd w:id="17"/>
-    <w:bookmarkEnd w:id="18"/>
+        <w:t xml:space="preserve">not</w:t>
+      </w:r>
+      <w:r>
+        <w:t xml:space="preserve"> </w:t>
+      </w:r>
+      <w:r>
+        <w:t xml:space="preserve">collect data from human participants; it designs, builds and evaluates a software</w:t>
+      </w:r>
+      <w:r>
+        <w:t xml:space="preserve"> </w:t>
+      </w:r>
+      <w:r>
+        <w:t xml:space="preserve">system using design artefacts, functional and user-acceptance testing, and synthetic/anonymised</w:t>
+      </w:r>
+      <w:r>
+        <w:t xml:space="preserve"> </w:t>
+      </w:r>
+      <w:r>
+        <w:t xml:space="preserve">academic records (see §3.7 and Appendix D).</w:t>
+      </w:r>
+    </w:p>
+    <w:p>
+      <w:pPr>
+        <w:pStyle w:val="Compact"/>
+        <w:numPr>
+          <w:ilvl w:val="0"/>
+          <w:numId w:val="1001"/>
+        </w:numPr>
+      </w:pPr>
+      <w:r>
+        <w:t xml:space="preserve">I understand that any breach of academic integrity, including plagiarism, fabrication of data or</w:t>
+      </w:r>
+      <w:r>
+        <w:t xml:space="preserve"> </w:t>
+      </w:r>
+      <w:r>
+        <w:t xml:space="preserve">unauthorised collaboration, may result in the withdrawal of this submission and disciplinary action.</w:t>
+      </w:r>
+    </w:p>
     <w:tbl>
       <w:tblPr>
         <w:tblStyle w:val="Table"/>
@@ -131,400 +603,6 @@
                 <w:b/>
                 <w:bCs/>
               </w:rPr>
-              <w:t xml:space="preserve">Student Name:</w:t>
-            </w:r>
-          </w:p>
-        </w:tc>
-        <w:tc>
-          <w:tcPr>
-            <w:shd w:val="clear" w:color="auto" w:fill="D9E1EC"/>
-          </w:tcPr>
-          <w:p>
-            <w:pPr>
-              <w:pStyle w:val="Compact"/>
-            </w:pPr>
-            <w:r>
-              <w:rPr>
-                <w:b/>
-              </w:rPr>
-              <w:t xml:space="preserve">⟨STUDENT INPUT: Full Name⟩</w:t>
-            </w:r>
-          </w:p>
-        </w:tc>
-      </w:tr>
-      <w:tr>
-        <w:tc>
-          <w:tcPr/>
-          <w:p>
-            <w:pPr>
-              <w:pStyle w:val="Compact"/>
-            </w:pPr>
-            <w:r>
-              <w:rPr>
-                <w:b/>
-                <w:bCs/>
-              </w:rPr>
-              <w:t xml:space="preserve">Student ID:</w:t>
-            </w:r>
-          </w:p>
-        </w:tc>
-        <w:tc>
-          <w:tcPr/>
-          <w:p>
-            <w:pPr>
-              <w:pStyle w:val="Compact"/>
-            </w:pPr>
-            <w:r>
-              <w:t xml:space="preserve">⟨STUDENT INPUT: ID Number⟩</w:t>
-            </w:r>
-          </w:p>
-        </w:tc>
-      </w:tr>
-      <w:tr>
-        <w:tc>
-          <w:tcPr/>
-          <w:p>
-            <w:pPr>
-              <w:pStyle w:val="Compact"/>
-            </w:pPr>
-            <w:r>
-              <w:rPr>
-                <w:b/>
-                <w:bCs/>
-              </w:rPr>
-              <w:t xml:space="preserve">Programme / Group:</w:t>
-            </w:r>
-          </w:p>
-        </w:tc>
-        <w:tc>
-          <w:tcPr/>
-          <w:p>
-            <w:pPr>
-              <w:pStyle w:val="Compact"/>
-            </w:pPr>
-            <w:r>
-              <w:t xml:space="preserve">⟨STUDENT INPUT: BIT — Group Name⟩</w:t>
-            </w:r>
-          </w:p>
-        </w:tc>
-      </w:tr>
-      <w:tr>
-        <w:tc>
-          <w:tcPr/>
-          <w:p>
-            <w:pPr>
-              <w:pStyle w:val="Compact"/>
-            </w:pPr>
-            <w:r>
-              <w:rPr>
-                <w:b/>
-                <w:bCs/>
-              </w:rPr>
-              <w:t xml:space="preserve">Project Format:</w:t>
-            </w:r>
-          </w:p>
-        </w:tc>
-        <w:tc>
-          <w:tcPr/>
-          <w:p>
-            <w:pPr>
-              <w:pStyle w:val="Compact"/>
-            </w:pPr>
-            <w:r>
-              <w:t xml:space="preserve">Thesis-style ☐ Capstone-style ☒</w:t>
-            </w:r>
-          </w:p>
-        </w:tc>
-      </w:tr>
-      <w:tr>
-        <w:tc>
-          <w:tcPr/>
-          <w:p>
-            <w:pPr>
-              <w:pStyle w:val="Compact"/>
-            </w:pPr>
-            <w:r>
-              <w:rPr>
-                <w:b/>
-                <w:bCs/>
-              </w:rPr>
-              <w:t xml:space="preserve">Supervisor:</w:t>
-            </w:r>
-          </w:p>
-        </w:tc>
-        <w:tc>
-          <w:tcPr/>
-          <w:p>
-            <w:pPr>
-              <w:pStyle w:val="Compact"/>
-            </w:pPr>
-            <w:r>
-              <w:t xml:space="preserve">⟨STUDENT INPUT: Supervisor Full Name⟩</w:t>
-            </w:r>
-          </w:p>
-        </w:tc>
-      </w:tr>
-      <w:tr>
-        <w:tc>
-          <w:tcPr/>
-          <w:p>
-            <w:pPr>
-              <w:pStyle w:val="Compact"/>
-            </w:pPr>
-            <w:r>
-              <w:rPr>
-                <w:b/>
-                <w:bCs/>
-              </w:rPr>
-              <w:t xml:space="preserve">Submission Date:</w:t>
-            </w:r>
-          </w:p>
-        </w:tc>
-        <w:tc>
-          <w:tcPr/>
-          <w:p>
-            <w:pPr>
-              <w:pStyle w:val="Compact"/>
-            </w:pPr>
-            <w:r>
-              <w:t xml:space="preserve">⟨STUDENT INPUT: Day Month Year⟩</w:t>
-            </w:r>
-          </w:p>
-        </w:tc>
-      </w:tr>
-      <w:tr>
-        <w:tc>
-          <w:tcPr/>
-          <w:p>
-            <w:pPr>
-              <w:pStyle w:val="Compact"/>
-            </w:pPr>
-            <w:r>
-              <w:rPr>
-                <w:b/>
-                <w:bCs/>
-              </w:rPr>
-              <w:t xml:space="preserve">Word Count:</w:t>
-            </w:r>
-          </w:p>
-        </w:tc>
-        <w:tc>
-          <w:tcPr/>
-          <w:p>
-            <w:pPr>
-              <w:pStyle w:val="Compact"/>
-            </w:pPr>
-            <w:r>
-              <w:t xml:space="preserve">⟨STUDENT INPUT: XXXX words⟩</w:t>
-            </w:r>
-          </w:p>
-        </w:tc>
-      </w:tr>
-    </w:tbl>
-    <w:p>
-      <w:pPr>
-        <w:pStyle w:val="BodyText"/>
-      </w:pPr>
-      <w:r>
-        <w:t xml:space="preserve">Submitted in partial fulfilment of the requirements for the</w:t>
-      </w:r>
-      <w:r>
-        <w:t xml:space="preserve"> </w:t>
-      </w:r>
-      <w:r>
-        <w:t xml:space="preserve">Bachelor’s Degree in Business Information Technology</w:t>
-      </w:r>
-      <w:r>
-        <w:t xml:space="preserve"> </w:t>
-      </w:r>
-      <w:r>
-        <w:t xml:space="preserve">Academic Year ⟨STUDENT INPUT: 20XX–20XX⟩</w:t>
-      </w:r>
-    </w:p>
-    <w:bookmarkStart w:id="19" w:name="declaration-of-originality"/>
-    <w:p>
-      <w:pPr>
-        <w:pStyle w:val="Heading2"/>
-      </w:pPr>
-      <w:r>
-        <w:t xml:space="preserve">Declaration of Originality</w:t>
-      </w:r>
-    </w:p>
-    <w:p>
-      <w:pPr>
-        <w:pStyle w:val="FirstParagraph"/>
-      </w:pPr>
-      <w:r>
-        <w:t xml:space="preserve">I hereby declare that this Independent Project, submitted in partial fulfilment of the requirements</w:t>
-      </w:r>
-      <w:r>
-        <w:t xml:space="preserve"> </w:t>
-      </w:r>
-      <w:r>
-        <w:t xml:space="preserve">for the Pearson BTEC Level 6 Diploma in Digital Technologies and the Bachelor’s Degree in Business</w:t>
-      </w:r>
-      <w:r>
-        <w:t xml:space="preserve"> </w:t>
-      </w:r>
-      <w:r>
-        <w:t xml:space="preserve">Information Technology at PDP University, is the result of my own original work.</w:t>
-      </w:r>
-    </w:p>
-    <w:p>
-      <w:pPr>
-        <w:pStyle w:val="BodyText"/>
-      </w:pPr>
-      <w:r>
-        <w:t xml:space="preserve">I confirm that:</w:t>
-      </w:r>
-    </w:p>
-    <w:p>
-      <w:pPr>
-        <w:pStyle w:val="Compact"/>
-        <w:numPr>
-          <w:ilvl w:val="0"/>
-          <w:numId w:val="1001"/>
-        </w:numPr>
-      </w:pPr>
-      <w:r>
-        <w:t xml:space="preserve">All sources of information, data and ideas drawn from other authors have been fully acknowledged</w:t>
-      </w:r>
-      <w:r>
-        <w:t xml:space="preserve"> </w:t>
-      </w:r>
-      <w:r>
-        <w:t xml:space="preserve">through accurate in-text citations and a complete reference list using the Harvard (author–date)</w:t>
-      </w:r>
-      <w:r>
-        <w:t xml:space="preserve"> </w:t>
-      </w:r>
-      <w:r>
-        <w:t xml:space="preserve">referencing system.</w:t>
-      </w:r>
-    </w:p>
-    <w:p>
-      <w:pPr>
-        <w:pStyle w:val="Compact"/>
-        <w:numPr>
-          <w:ilvl w:val="0"/>
-          <w:numId w:val="1001"/>
-        </w:numPr>
-      </w:pPr>
-      <w:r>
-        <w:t xml:space="preserve">This work has not been previously submitted, in whole or in part, for any other academic award at</w:t>
-      </w:r>
-      <w:r>
-        <w:t xml:space="preserve"> </w:t>
-      </w:r>
-      <w:r>
-        <w:t xml:space="preserve">this or any other institution.</w:t>
-      </w:r>
-    </w:p>
-    <w:p>
-      <w:pPr>
-        <w:pStyle w:val="Compact"/>
-        <w:numPr>
-          <w:ilvl w:val="0"/>
-          <w:numId w:val="1001"/>
-        </w:numPr>
-      </w:pPr>
-      <w:r>
-        <w:t xml:space="preserve">All research activities involving human participants have been conducted in compliance with the</w:t>
-      </w:r>
-      <w:r>
-        <w:t xml:space="preserve"> </w:t>
-      </w:r>
-      <w:r>
-        <w:t xml:space="preserve">institutional ethics procedures of PDP University and applicable data-protection regulations. This</w:t>
-      </w:r>
-      <w:r>
-        <w:t xml:space="preserve"> </w:t>
-      </w:r>
-      <w:r>
-        <w:t xml:space="preserve">project did</w:t>
-      </w:r>
-      <w:r>
-        <w:t xml:space="preserve"> </w:t>
-      </w:r>
-      <w:r>
-        <w:rPr>
-          <w:b/>
-          <w:bCs/>
-        </w:rPr>
-        <w:t xml:space="preserve">not</w:t>
-      </w:r>
-      <w:r>
-        <w:t xml:space="preserve"> </w:t>
-      </w:r>
-      <w:r>
-        <w:t xml:space="preserve">collect data from human participants; it designs, builds and evaluates a software</w:t>
-      </w:r>
-      <w:r>
-        <w:t xml:space="preserve"> </w:t>
-      </w:r>
-      <w:r>
-        <w:t xml:space="preserve">system using design artefacts, functional and user-acceptance testing, and synthetic/anonymised</w:t>
-      </w:r>
-      <w:r>
-        <w:t xml:space="preserve"> </w:t>
-      </w:r>
-      <w:r>
-        <w:t xml:space="preserve">academic records (see §3.7 and Appendix D).</w:t>
-      </w:r>
-    </w:p>
-    <w:p>
-      <w:pPr>
-        <w:pStyle w:val="Compact"/>
-        <w:numPr>
-          <w:ilvl w:val="0"/>
-          <w:numId w:val="1001"/>
-        </w:numPr>
-      </w:pPr>
-      <w:r>
-        <w:t xml:space="preserve">I understand that any breach of academic integrity, including plagiarism, fabrication of data or</w:t>
-      </w:r>
-      <w:r>
-        <w:t xml:space="preserve"> </w:t>
-      </w:r>
-      <w:r>
-        <w:t xml:space="preserve">unauthorised collaboration, may result in the withdrawal of this submission and disciplinary action.</w:t>
-      </w:r>
-    </w:p>
-    <w:tbl>
-      <w:tblPr>
-        <w:tblStyle w:val="Table"/>
-        <w:tblW w:type="auto" w:w="0"/>
-        <w:tblLook w:firstRow="0" w:lastRow="0" w:firstColumn="0" w:lastColumn="0" w:noHBand="0" w:noVBand="0" w:val="0000"/>
-        <w:tblBorders>
-          <w:top w:val="single" w:sz="4" w:space="0" w:color="8C8C8C"/>
-          <w:left w:val="single" w:sz="4" w:space="0" w:color="8C8C8C"/>
-          <w:bottom w:val="single" w:sz="4" w:space="0" w:color="8C8C8C"/>
-          <w:right w:val="single" w:sz="4" w:space="0" w:color="8C8C8C"/>
-          <w:insideH w:val="single" w:sz="4" w:space="0" w:color="8C8C8C"/>
-          <w:insideV w:val="single" w:sz="4" w:space="0" w:color="8C8C8C"/>
-        </w:tblBorders>
-      </w:tblPr>
-      <w:tblGrid>
-        <w:gridCol w:w="3960"/>
-        <w:gridCol w:w="3960"/>
-      </w:tblGrid>
-      <w:tr>
-        <w:trPr>
-          <w:tblHeader w:val="true"/>
-        </w:trPr>
-        <w:tc>
-          <w:tcPr>
-            <w:shd w:val="clear" w:color="auto" w:fill="D9E1EC"/>
-          </w:tcPr>
-          <w:p>
-            <w:pPr>
-              <w:pStyle w:val="Compact"/>
-            </w:pPr>
-            <w:r>
-              <w:rPr>
-                <w:b/>
-                <w:bCs/>
-              </w:rPr>
               <w:t xml:space="preserve">Signature:</w:t>
             </w:r>
           </w:p>
@@ -575,11 +653,12 @@
         </w:tc>
       </w:tr>
     </w:tbl>
-    <w:bookmarkEnd w:id="19"/>
-    <w:bookmarkStart w:id="20" w:name="acknowledgements"/>
+    <w:bookmarkEnd w:id="17"/>
+    <w:bookmarkStart w:id="18" w:name="acknowledgements"/>
     <w:p>
       <w:pPr>
         <w:pStyle w:val="Heading2"/>
+        <w:pageBreakBefore/>
       </w:pPr>
       <w:r>
         <w:t xml:space="preserve">Acknowledgements</w:t>
@@ -651,11 +730,12 @@
         <w:t xml:space="preserve">names⟩, whose support has been instrumental during every stage of my Bachelor’s studies.</w:t>
       </w:r>
     </w:p>
-    <w:bookmarkEnd w:id="20"/>
-    <w:bookmarkStart w:id="21" w:name="abstract"/>
+    <w:bookmarkEnd w:id="18"/>
+    <w:bookmarkStart w:id="19" w:name="abstract"/>
     <w:p>
       <w:pPr>
         <w:pStyle w:val="Heading2"/>
+        <w:pageBreakBefore/>
       </w:pPr>
       <w:r>
         <w:t xml:space="preserve">Abstract</w:t>
@@ -901,11 +981,12 @@
         <w:t xml:space="preserve">information system; role-based access control; Spring Boot; PostgreSQL.</w:t>
       </w:r>
     </w:p>
-    <w:bookmarkEnd w:id="21"/>
-    <w:bookmarkStart w:id="22" w:name="table-of-contents"/>
+    <w:bookmarkEnd w:id="19"/>
+    <w:bookmarkStart w:id="20" w:name="table-of-contents"/>
     <w:p>
       <w:pPr>
         <w:pStyle w:val="Heading2"/>
+        <w:pageBreakBefore/>
       </w:pPr>
       <w:r>
         <w:t xml:space="preserve">Table of Contents</w:t>
@@ -1283,11 +1364,12 @@
         <w:t xml:space="preserve">Appendices A–K</w:t>
       </w:r>
     </w:p>
-    <w:bookmarkEnd w:id="22"/>
-    <w:bookmarkStart w:id="23" w:name="list-of-figures"/>
+    <w:bookmarkEnd w:id="20"/>
+    <w:bookmarkStart w:id="21" w:name="list-of-figures"/>
     <w:p>
       <w:pPr>
         <w:pStyle w:val="Heading2"/>
+        <w:pageBreakBefore/>
       </w:pPr>
       <w:r>
         <w:t xml:space="preserve">List of Figures</w:t>
@@ -1671,11 +1753,12 @@
         </w:tc>
       </w:tr>
     </w:tbl>
-    <w:bookmarkEnd w:id="23"/>
-    <w:bookmarkStart w:id="24" w:name="list-of-tables"/>
+    <w:bookmarkEnd w:id="21"/>
+    <w:bookmarkStart w:id="22" w:name="list-of-tables"/>
     <w:p>
       <w:pPr>
         <w:pStyle w:val="Heading2"/>
+        <w:pageBreakBefore/>
       </w:pPr>
       <w:r>
         <w:t xml:space="preserve">List of Tables</w:t>
@@ -2044,11 +2127,12 @@
         </w:tc>
       </w:tr>
     </w:tbl>
-    <w:bookmarkEnd w:id="24"/>
-    <w:bookmarkStart w:id="25" w:name="list-of-abbreviations"/>
+    <w:bookmarkEnd w:id="22"/>
+    <w:bookmarkStart w:id="23" w:name="list-of-abbreviations"/>
     <w:p>
       <w:pPr>
         <w:pStyle w:val="Heading2"/>
+        <w:pageBreakBefore/>
       </w:pPr>
       <w:r>
         <w:t xml:space="preserve">List of Abbreviations</w:t>
@@ -3047,8 +3131,8 @@
         </w:tc>
       </w:tr>
     </w:tbl>
-    <w:bookmarkEnd w:id="25"/>
-    <w:bookmarkStart w:id="34" w:name="chapter-1-introduction"/>
+    <w:bookmarkEnd w:id="23"/>
+    <w:bookmarkStart w:id="32" w:name="chapter-1-introduction"/>
     <w:p>
       <w:pPr>
         <w:pStyle w:val="Heading1"/>
@@ -3086,7 +3170,7 @@
         <w:t xml:space="preserve">LO1 — P1, P2 | M1 | D1</w:t>
       </w:r>
     </w:p>
-    <w:bookmarkStart w:id="26" w:name="background-and-context"/>
+    <w:bookmarkStart w:id="24" w:name="background-and-context"/>
     <w:p>
       <w:pPr>
         <w:pStyle w:val="Heading2"/>
@@ -3381,8 +3465,8 @@
         <w:t xml:space="preserve">end-to-end software-engineering process this dissertation sets out to evidence.</w:t>
       </w:r>
     </w:p>
-    <w:bookmarkEnd w:id="26"/>
-    <w:bookmarkStart w:id="27" w:name="problem-statement"/>
+    <w:bookmarkEnd w:id="24"/>
+    <w:bookmarkStart w:id="25" w:name="problem-statement"/>
     <w:p>
       <w:pPr>
         <w:pStyle w:val="Heading2"/>
@@ -3607,8 +3691,8 @@
         <w:t xml:space="preserve">that what was intended, what was designed and what was built do not diverge (Sommerville, 2016).</w:t>
       </w:r>
     </w:p>
-    <w:bookmarkEnd w:id="27"/>
-    <w:bookmarkStart w:id="28" w:name="project-aim"/>
+    <w:bookmarkEnd w:id="25"/>
+    <w:bookmarkStart w:id="26" w:name="project-aim"/>
     <w:p>
       <w:pPr>
         <w:pStyle w:val="Heading2"/>
@@ -3637,8 +3721,8 @@
         <w:t xml:space="preserve">management and early at-risk identification in educational institutions.</w:t>
       </w:r>
     </w:p>
-    <w:bookmarkEnd w:id="28"/>
-    <w:bookmarkStart w:id="29" w:name="project-objectives"/>
+    <w:bookmarkEnd w:id="26"/>
+    <w:bookmarkStart w:id="27" w:name="project-objectives"/>
     <w:p>
       <w:pPr>
         <w:pStyle w:val="Heading2"/>
@@ -3918,8 +4002,8 @@
         <w:t xml:space="preserve">deliverable, and achievable within the scope defined in §1.7.</w:t>
       </w:r>
     </w:p>
-    <w:bookmarkEnd w:id="29"/>
-    <w:bookmarkStart w:id="30" w:name="research-questions"/>
+    <w:bookmarkEnd w:id="27"/>
+    <w:bookmarkStart w:id="28" w:name="research-questions"/>
     <w:p>
       <w:pPr>
         <w:pStyle w:val="Heading2"/>
@@ -4040,8 +4124,8 @@
         <w:t xml:space="preserve">sensitive student data?</w:t>
       </w:r>
     </w:p>
-    <w:bookmarkEnd w:id="30"/>
-    <w:bookmarkStart w:id="31" w:name="significance-of-the-project"/>
+    <w:bookmarkEnd w:id="28"/>
+    <w:bookmarkStart w:id="29" w:name="significance-of-the-project"/>
     <w:p>
       <w:pPr>
         <w:pStyle w:val="Heading2"/>
@@ -4183,8 +4267,8 @@
         <w:t xml:space="preserve">systems development.</w:t>
       </w:r>
     </w:p>
-    <w:bookmarkEnd w:id="31"/>
-    <w:bookmarkStart w:id="32" w:name="scope-and-limitations"/>
+    <w:bookmarkEnd w:id="29"/>
+    <w:bookmarkStart w:id="30" w:name="scope-and-limitations"/>
     <w:p>
       <w:pPr>
         <w:pStyle w:val="Heading2"/>
@@ -4311,8 +4395,8 @@
         <w:t xml:space="preserve">limitation revisited in §5.6.</w:t>
       </w:r>
     </w:p>
-    <w:bookmarkEnd w:id="32"/>
-    <w:bookmarkStart w:id="33" w:name="structure-of-the-report"/>
+    <w:bookmarkEnd w:id="30"/>
+    <w:bookmarkStart w:id="31" w:name="structure-of-the-report"/>
     <w:p>
       <w:pPr>
         <w:pStyle w:val="Heading2"/>
@@ -4482,9 +4566,9 @@
         <w:t xml:space="preserve">mapping, UI evidence and testing evidence — is provided in Appendices A–K.</w:t>
       </w:r>
     </w:p>
-    <w:bookmarkEnd w:id="33"/>
-    <w:bookmarkEnd w:id="34"/>
-    <w:bookmarkStart w:id="51" w:name="chapter-2-literature-review"/>
+    <w:bookmarkEnd w:id="31"/>
+    <w:bookmarkEnd w:id="32"/>
+    <w:bookmarkStart w:id="49" w:name="chapter-2-literature-review"/>
     <w:p>
       <w:pPr>
         <w:pStyle w:val="Heading1"/>
@@ -4522,7 +4606,7 @@
         <w:t xml:space="preserve">LO1 — M1 | D1</w:t>
       </w:r>
     </w:p>
-    <w:bookmarkStart w:id="35" w:name="introduction-and-search-strategy"/>
+    <w:bookmarkStart w:id="33" w:name="introduction-and-search-strategy"/>
     <w:p>
       <w:pPr>
         <w:pStyle w:val="Heading2"/>
@@ -4843,8 +4927,8 @@
         <w:t xml:space="preserve">combine into the framework that governs the build.</w:t>
       </w:r>
     </w:p>
-    <w:bookmarkEnd w:id="35"/>
-    <w:bookmarkStart w:id="36" w:name="theoretical-framework"/>
+    <w:bookmarkEnd w:id="33"/>
+    <w:bookmarkStart w:id="34" w:name="theoretical-framework"/>
     <w:p>
       <w:pPr>
         <w:pStyle w:val="Heading2"/>
@@ -5367,8 +5451,8 @@
         </w:tc>
       </w:tr>
     </w:tbl>
-    <w:bookmarkEnd w:id="36"/>
-    <w:bookmarkStart w:id="43" w:name="thematic-review"/>
+    <w:bookmarkEnd w:id="34"/>
+    <w:bookmarkStart w:id="41" w:name="thematic-review"/>
     <w:p>
       <w:pPr>
         <w:pStyle w:val="Heading2"/>
@@ -5377,7 +5461,7 @@
         <w:t xml:space="preserve">2.3 Thematic Review</w:t>
       </w:r>
     </w:p>
-    <w:bookmarkStart w:id="37" w:name="Xc230f59c15a10d0d145268874aad3d1fb6e431e"/>
+    <w:bookmarkStart w:id="35" w:name="Xc230f59c15a10d0d145268874aad3d1fb6e431e"/>
     <w:p>
       <w:pPr>
         <w:pStyle w:val="Heading3"/>
@@ -5482,8 +5566,8 @@
         <w:t xml:space="preserve">consistency bonus) and the transparent composite score that combines them.</w:t>
       </w:r>
     </w:p>
-    <w:bookmarkEnd w:id="37"/>
-    <w:bookmarkStart w:id="38" w:name="X6bdd8809fc34559185d4756f8d6d173b7248259"/>
+    <w:bookmarkEnd w:id="35"/>
+    <w:bookmarkStart w:id="36" w:name="X6bdd8809fc34559185d4756f8d6d173b7248259"/>
     <w:p>
       <w:pPr>
         <w:pStyle w:val="Heading3"/>
@@ -5602,8 +5686,8 @@
         <w:t xml:space="preserve">.</w:t>
       </w:r>
     </w:p>
-    <w:bookmarkEnd w:id="38"/>
-    <w:bookmarkStart w:id="39" w:name="X3a175296bce49277f409183d92d9460f59c3948"/>
+    <w:bookmarkEnd w:id="36"/>
+    <w:bookmarkStart w:id="37" w:name="X3a175296bce49277f409183d92d9460f59c3948"/>
     <w:p>
       <w:pPr>
         <w:pStyle w:val="Heading3"/>
@@ -5726,8 +5810,8 @@
         <w:t xml:space="preserve">, rather than an opaque add-on.</w:t>
       </w:r>
     </w:p>
-    <w:bookmarkEnd w:id="39"/>
-    <w:bookmarkStart w:id="40" w:name="Xf8154fd991a17ad9e4217b3ae9631c2f90a06ba"/>
+    <w:bookmarkEnd w:id="37"/>
+    <w:bookmarkStart w:id="38" w:name="Xf8154fd991a17ad9e4217b3ae9631c2f90a06ba"/>
     <w:p>
       <w:pPr>
         <w:pStyle w:val="Heading3"/>
@@ -5844,8 +5928,8 @@
         <w:t xml:space="preserve">.</w:t>
       </w:r>
     </w:p>
-    <w:bookmarkEnd w:id="40"/>
-    <w:bookmarkStart w:id="41" w:name="X255ec8b6dc93416913857aa01ffc320d80d5149"/>
+    <w:bookmarkEnd w:id="38"/>
+    <w:bookmarkStart w:id="39" w:name="X255ec8b6dc93416913857aa01ffc320d80d5149"/>
     <w:p>
       <w:pPr>
         <w:pStyle w:val="Heading3"/>
@@ -6035,8 +6119,8 @@
         <w:t xml:space="preserve">rather than improvised — exactly the method Chapter 4 follows.</w:t>
       </w:r>
     </w:p>
-    <w:bookmarkEnd w:id="41"/>
-    <w:bookmarkStart w:id="42" w:name="X23758f88e3262cb71988638dc44037b93a163c8"/>
+    <w:bookmarkEnd w:id="39"/>
+    <w:bookmarkStart w:id="40" w:name="X23758f88e3262cb71988638dc44037b93a163c8"/>
     <w:p>
       <w:pPr>
         <w:pStyle w:val="Heading3"/>
@@ -6177,9 +6261,9 @@
         <w:t xml:space="preserve">for accountability.</w:t>
       </w:r>
     </w:p>
-    <w:bookmarkEnd w:id="42"/>
-    <w:bookmarkEnd w:id="43"/>
-    <w:bookmarkStart w:id="44" w:name="industry-practice-review"/>
+    <w:bookmarkEnd w:id="40"/>
+    <w:bookmarkEnd w:id="41"/>
+    <w:bookmarkStart w:id="42" w:name="industry-practice-review"/>
     <w:p>
       <w:pPr>
         <w:pStyle w:val="Heading2"/>
@@ -6398,8 +6482,8 @@
         <w:t xml:space="preserve">Chapter 4.</w:t>
       </w:r>
     </w:p>
-    <w:bookmarkEnd w:id="44"/>
-    <w:bookmarkStart w:id="45" w:name="identification-of-the-gap"/>
+    <w:bookmarkEnd w:id="42"/>
+    <w:bookmarkStart w:id="43" w:name="identification-of-the-gap"/>
     <w:p>
       <w:pPr>
         <w:pStyle w:val="Heading2"/>
@@ -6705,8 +6789,8 @@
         <w:t xml:space="preserve">Figure 2.1.</w:t>
       </w:r>
     </w:p>
-    <w:bookmarkEnd w:id="45"/>
-    <w:bookmarkStart w:id="49" w:name="conceptual-framework"/>
+    <w:bookmarkEnd w:id="43"/>
+    <w:bookmarkStart w:id="47" w:name="conceptual-framework"/>
     <w:p>
       <w:pPr>
         <w:pStyle w:val="Heading2"/>
@@ -6894,18 +6978,18 @@
           <wp:inline>
             <wp:extent cx="5727700" cy="5727700"/>
             <wp:effectExtent b="0" l="0" r="0" t="0"/>
-            <wp:docPr descr="" title="" id="47" name="Picture"/>
+            <wp:docPr descr="" title="" id="45" name="Picture"/>
             <a:graphic>
               <a:graphicData uri="http://schemas.openxmlformats.org/drawingml/2006/picture">
                 <pic:pic>
                   <pic:nvPicPr>
-                    <pic:cNvPr descr="_assets/figure-2-1.png" id="48" name="Picture"/>
+                    <pic:cNvPr descr="_assets/figure-2-1.png" id="46" name="Picture"/>
                     <pic:cNvPicPr>
                       <a:picLocks noChangeArrowheads="1" noChangeAspect="1"/>
                     </pic:cNvPicPr>
                   </pic:nvPicPr>
                   <pic:blipFill>
-                    <a:blip r:embed="rId46"/>
+                    <a:blip r:embed="rId44"/>
                     <a:stretch>
                       <a:fillRect/>
                     </a:stretch>
@@ -6994,105 +7078,105 @@
         <w:t xml:space="preserve">(Source: author, synthesised from the literature in §2.3.)</w:t>
       </w:r>
     </w:p>
+    <w:bookmarkEnd w:id="47"/>
+    <w:bookmarkStart w:id="48" w:name="summary-of-the-literature-review"/>
+    <w:p>
+      <w:pPr>
+        <w:pStyle w:val="Heading2"/>
+      </w:pPr>
+      <w:r>
+        <w:t xml:space="preserve">2.7 Summary of the Literature Review</w:t>
+      </w:r>
+    </w:p>
+    <w:p>
+      <w:pPr>
+        <w:pStyle w:val="FirstParagraph"/>
+      </w:pPr>
+      <w:r>
+        <w:t xml:space="preserve">The literature converges on the rationale for this project. Theme 1 establishes that a single GPA</w:t>
+      </w:r>
+      <w:r>
+        <w:t xml:space="preserve"> </w:t>
+      </w:r>
+      <w:r>
+        <w:t xml:space="preserve">hides the growth and multi-dimensional variation educators need, motivating EduMetric’s weighted</w:t>
+      </w:r>
+      <w:r>
+        <w:t xml:space="preserve"> </w:t>
+      </w:r>
+      <w:r>
+        <w:t xml:space="preserve">composite score. Themes 2 and 3 show that institutions already hold the data, and that continuous,</w:t>
+      </w:r>
+      <w:r>
+        <w:t xml:space="preserve"> </w:t>
+      </w:r>
+      <w:r>
+        <w:t xml:space="preserve">multi-factor monitoring can detect at-risk students early enough to help. Theme 4 supplies the</w:t>
+      </w:r>
+      <w:r>
+        <w:t xml:space="preserve"> </w:t>
+      </w:r>
+      <w:r>
+        <w:t xml:space="preserve">project’s distinctive ethical position — that transparent, configurable scoring is preferable to</w:t>
+      </w:r>
+      <w:r>
+        <w:t xml:space="preserve"> </w:t>
+      </w:r>
+      <w:r>
+        <w:t xml:space="preserve">accurate-but-opaque prediction when decisions affect students. Theme 5 grounds the system’s</w:t>
+      </w:r>
+      <w:r>
+        <w:t xml:space="preserve"> </w:t>
+      </w:r>
+      <w:r>
+        <w:t xml:space="preserve">engineering in established architecture, REST and requirements-and-process-modelling practice, with</w:t>
+      </w:r>
+      <w:r>
+        <w:t xml:space="preserve"> </w:t>
+      </w:r>
+      <w:r>
+        <w:t xml:space="preserve">BPMN as one design technique rather than the subject of study; and Theme 6 sets the security and</w:t>
+      </w:r>
+      <w:r>
+        <w:t xml:space="preserve"> </w:t>
+      </w:r>
+      <w:r>
+        <w:t xml:space="preserve">data-protection requirements for handling sensitive student records. The three theoretical frames of</w:t>
+      </w:r>
+      <w:r>
+        <w:t xml:space="preserve"> </w:t>
+      </w:r>
+      <w:r>
+        <w:t xml:space="preserve">§2.2 — design science as the overarching paradigm, with the Technology Acceptance Model and the IS</w:t>
+      </w:r>
+      <w:r>
+        <w:t xml:space="preserve"> </w:t>
+      </w:r>
+      <w:r>
+        <w:t xml:space="preserve">Success Model as evaluative lenses — provide the logic by which the built artefact is judged. The</w:t>
+      </w:r>
+      <w:r>
+        <w:t xml:space="preserve"> </w:t>
+      </w:r>
+      <w:r>
+        <w:t xml:space="preserve">identified gap is the absence of a single implemented system that is at once multi-dimensional,</w:t>
+      </w:r>
+      <w:r>
+        <w:t xml:space="preserve"> </w:t>
+      </w:r>
+      <w:r>
+        <w:t xml:space="preserve">transparent, proactive, secure and cheaply deployable, demonstrated with full traceability; the</w:t>
+      </w:r>
+      <w:r>
+        <w:t xml:space="preserve"> </w:t>
+      </w:r>
+      <w:r>
+        <w:t xml:space="preserve">conceptual framework of Figure 2.1 specifies the structure that Chapters 3 and 4 use to fill it.</w:t>
+      </w:r>
+    </w:p>
+    <w:bookmarkEnd w:id="48"/>
     <w:bookmarkEnd w:id="49"/>
-    <w:bookmarkStart w:id="50" w:name="summary-of-the-literature-review"/>
-    <w:p>
-      <w:pPr>
-        <w:pStyle w:val="Heading2"/>
-      </w:pPr>
-      <w:r>
-        <w:t xml:space="preserve">2.7 Summary of the Literature Review</w:t>
-      </w:r>
-    </w:p>
-    <w:p>
-      <w:pPr>
-        <w:pStyle w:val="FirstParagraph"/>
-      </w:pPr>
-      <w:r>
-        <w:t xml:space="preserve">The literature converges on the rationale for this project. Theme 1 establishes that a single GPA</w:t>
-      </w:r>
-      <w:r>
-        <w:t xml:space="preserve"> </w:t>
-      </w:r>
-      <w:r>
-        <w:t xml:space="preserve">hides the growth and multi-dimensional variation educators need, motivating EduMetric’s weighted</w:t>
-      </w:r>
-      <w:r>
-        <w:t xml:space="preserve"> </w:t>
-      </w:r>
-      <w:r>
-        <w:t xml:space="preserve">composite score. Themes 2 and 3 show that institutions already hold the data, and that continuous,</w:t>
-      </w:r>
-      <w:r>
-        <w:t xml:space="preserve"> </w:t>
-      </w:r>
-      <w:r>
-        <w:t xml:space="preserve">multi-factor monitoring can detect at-risk students early enough to help. Theme 4 supplies the</w:t>
-      </w:r>
-      <w:r>
-        <w:t xml:space="preserve"> </w:t>
-      </w:r>
-      <w:r>
-        <w:t xml:space="preserve">project’s distinctive ethical position — that transparent, configurable scoring is preferable to</w:t>
-      </w:r>
-      <w:r>
-        <w:t xml:space="preserve"> </w:t>
-      </w:r>
-      <w:r>
-        <w:t xml:space="preserve">accurate-but-opaque prediction when decisions affect students. Theme 5 grounds the system’s</w:t>
-      </w:r>
-      <w:r>
-        <w:t xml:space="preserve"> </w:t>
-      </w:r>
-      <w:r>
-        <w:t xml:space="preserve">engineering in established architecture, REST and requirements-and-process-modelling practice, with</w:t>
-      </w:r>
-      <w:r>
-        <w:t xml:space="preserve"> </w:t>
-      </w:r>
-      <w:r>
-        <w:t xml:space="preserve">BPMN as one design technique rather than the subject of study; and Theme 6 sets the security and</w:t>
-      </w:r>
-      <w:r>
-        <w:t xml:space="preserve"> </w:t>
-      </w:r>
-      <w:r>
-        <w:t xml:space="preserve">data-protection requirements for handling sensitive student records. The three theoretical frames of</w:t>
-      </w:r>
-      <w:r>
-        <w:t xml:space="preserve"> </w:t>
-      </w:r>
-      <w:r>
-        <w:t xml:space="preserve">§2.2 — design science as the overarching paradigm, with the Technology Acceptance Model and the IS</w:t>
-      </w:r>
-      <w:r>
-        <w:t xml:space="preserve"> </w:t>
-      </w:r>
-      <w:r>
-        <w:t xml:space="preserve">Success Model as evaluative lenses — provide the logic by which the built artefact is judged. The</w:t>
-      </w:r>
-      <w:r>
-        <w:t xml:space="preserve"> </w:t>
-      </w:r>
-      <w:r>
-        <w:t xml:space="preserve">identified gap is the absence of a single implemented system that is at once multi-dimensional,</w:t>
-      </w:r>
-      <w:r>
-        <w:t xml:space="preserve"> </w:t>
-      </w:r>
-      <w:r>
-        <w:t xml:space="preserve">transparent, proactive, secure and cheaply deployable, demonstrated with full traceability; the</w:t>
-      </w:r>
-      <w:r>
-        <w:t xml:space="preserve"> </w:t>
-      </w:r>
-      <w:r>
-        <w:t xml:space="preserve">conceptual framework of Figure 2.1 specifies the structure that Chapters 3 and 4 use to fill it.</w:t>
-      </w:r>
-    </w:p>
-    <w:bookmarkEnd w:id="50"/>
-    <w:bookmarkEnd w:id="51"/>
-    <w:bookmarkStart w:id="74" w:name="Xc02286bb2f5a6af828f8889127638e5df3d77db"/>
+    <w:bookmarkStart w:id="72" w:name="Xc02286bb2f5a6af828f8889127638e5df3d77db"/>
     <w:p>
       <w:pPr>
         <w:pStyle w:val="Heading1"/>
@@ -7130,7 +7214,7 @@
         <w:t xml:space="preserve">LO2 — P3, P4 | M2 | D2</w:t>
       </w:r>
     </w:p>
-    <w:bookmarkStart w:id="52" w:name="research-philosophy-and-approach"/>
+    <w:bookmarkStart w:id="50" w:name="research-philosophy-and-approach"/>
     <w:p>
       <w:pPr>
         <w:pStyle w:val="Heading2"/>
@@ -7401,8 +7485,8 @@
         <w:t xml:space="preserve">relationship between intent, design and implementation is made explicit rather than assumed.</w:t>
       </w:r>
     </w:p>
-    <w:bookmarkEnd w:id="52"/>
-    <w:bookmarkStart w:id="53" w:name="methodological-choice"/>
+    <w:bookmarkEnd w:id="50"/>
+    <w:bookmarkStart w:id="51" w:name="methodological-choice"/>
     <w:p>
       <w:pPr>
         <w:pStyle w:val="Heading2"/>
@@ -7671,8 +7755,8 @@
         <w:t xml:space="preserve">object of study.</w:t>
       </w:r>
     </w:p>
-    <w:bookmarkEnd w:id="53"/>
-    <w:bookmarkStart w:id="54" w:name="project-management-methodology"/>
+    <w:bookmarkEnd w:id="51"/>
+    <w:bookmarkStart w:id="52" w:name="project-management-methodology"/>
     <w:p>
       <w:pPr>
         <w:pStyle w:val="Heading2"/>
@@ -7856,8 +7940,8 @@
         <w:t xml:space="preserve">of §3.4 so that flexibility does not become drift — a tension assessed critically in §3.10.</w:t>
       </w:r>
     </w:p>
-    <w:bookmarkEnd w:id="54"/>
-    <w:bookmarkStart w:id="64" w:name="project-plan"/>
+    <w:bookmarkEnd w:id="52"/>
+    <w:bookmarkStart w:id="62" w:name="project-plan"/>
     <w:p>
       <w:pPr>
         <w:pStyle w:val="Heading2"/>
@@ -7886,7 +7970,7 @@
         <w:t xml:space="preserve">artefacts are reproduced at full resolution in Appendix B.</w:t>
       </w:r>
     </w:p>
-    <w:bookmarkStart w:id="58" w:name="work-breakdown-structure-wbs"/>
+    <w:bookmarkStart w:id="56" w:name="work-breakdown-structure-wbs"/>
     <w:p>
       <w:pPr>
         <w:pStyle w:val="Heading3"/>
@@ -7919,18 +8003,18 @@
           <wp:inline>
             <wp:extent cx="2651760" cy="6670978"/>
             <wp:effectExtent b="0" l="0" r="0" t="0"/>
-            <wp:docPr descr="" title="" id="56" name="Picture"/>
+            <wp:docPr descr="" title="" id="54" name="Picture"/>
             <a:graphic>
               <a:graphicData uri="http://schemas.openxmlformats.org/drawingml/2006/picture">
                 <pic:pic>
                   <pic:nvPicPr>
-                    <pic:cNvPr descr="_assets/figure-3-1.png" id="57" name="Picture"/>
+                    <pic:cNvPr descr="_assets/figure-3-1.png" id="55" name="Picture"/>
                     <pic:cNvPicPr>
                       <a:picLocks noChangeArrowheads="1" noChangeAspect="1"/>
                     </pic:cNvPicPr>
                   </pic:nvPicPr>
                   <pic:blipFill>
-                    <a:blip r:embed="rId55"/>
+                    <a:blip r:embed="rId53"/>
                     <a:stretch>
                       <a:fillRect/>
                     </a:stretch>
@@ -7988,8 +8072,8 @@
         <w:t xml:space="preserve">(Source: author.)</w:t>
       </w:r>
     </w:p>
-    <w:bookmarkEnd w:id="58"/>
-    <w:bookmarkStart w:id="62" w:name="gantt-chart-and-timeline"/>
+    <w:bookmarkEnd w:id="56"/>
+    <w:bookmarkStart w:id="60" w:name="gantt-chart-and-timeline"/>
     <w:p>
       <w:pPr>
         <w:pStyle w:val="Heading3"/>
@@ -8034,18 +8118,18 @@
           <wp:inline>
             <wp:extent cx="5727700" cy="3567508"/>
             <wp:effectExtent b="0" l="0" r="0" t="0"/>
-            <wp:docPr descr="" title="" id="60" name="Picture"/>
+            <wp:docPr descr="" title="" id="58" name="Picture"/>
             <a:graphic>
               <a:graphicData uri="http://schemas.openxmlformats.org/drawingml/2006/picture">
                 <pic:pic>
                   <pic:nvPicPr>
-                    <pic:cNvPr descr="_assets/figure-3-2.png" id="61" name="Picture"/>
+                    <pic:cNvPr descr="_assets/figure-3-2.png" id="59" name="Picture"/>
                     <pic:cNvPicPr>
                       <a:picLocks noChangeArrowheads="1" noChangeAspect="1"/>
                     </pic:cNvPicPr>
                   </pic:nvPicPr>
                   <pic:blipFill>
-                    <a:blip r:embed="rId59"/>
+                    <a:blip r:embed="rId57"/>
                     <a:stretch>
                       <a:fillRect/>
                     </a:stretch>
@@ -8103,8 +8187,8 @@
         <w:t xml:space="preserve">(Source: author, mirroring the project planning workbook.)</w:t>
       </w:r>
     </w:p>
-    <w:bookmarkEnd w:id="62"/>
-    <w:bookmarkStart w:id="63" w:name="milestones-and-critical-path"/>
+    <w:bookmarkEnd w:id="60"/>
+    <w:bookmarkStart w:id="61" w:name="milestones-and-critical-path"/>
     <w:p>
       <w:pPr>
         <w:pStyle w:val="Heading3"/>
@@ -8447,9 +8531,9 @@
         </w:tc>
       </w:tr>
     </w:tbl>
-    <w:bookmarkEnd w:id="63"/>
-    <w:bookmarkEnd w:id="64"/>
-    <w:bookmarkStart w:id="65" w:name="resource-planning"/>
+    <w:bookmarkEnd w:id="61"/>
+    <w:bookmarkEnd w:id="62"/>
+    <w:bookmarkStart w:id="63" w:name="resource-planning"/>
     <w:p>
       <w:pPr>
         <w:pStyle w:val="Heading2"/>
@@ -8814,8 +8898,8 @@
         </w:tc>
       </w:tr>
     </w:tbl>
-    <w:bookmarkEnd w:id="65"/>
-    <w:bookmarkStart w:id="69" w:name="risk-register"/>
+    <w:bookmarkEnd w:id="63"/>
+    <w:bookmarkStart w:id="67" w:name="risk-register"/>
     <w:p>
       <w:pPr>
         <w:pStyle w:val="Heading2"/>
@@ -10508,18 +10592,18 @@
           <wp:inline>
             <wp:extent cx="5727700" cy="4475540"/>
             <wp:effectExtent b="0" l="0" r="0" t="0"/>
-            <wp:docPr descr="" title="" id="67" name="Picture"/>
+            <wp:docPr descr="" title="" id="65" name="Picture"/>
             <a:graphic>
               <a:graphicData uri="http://schemas.openxmlformats.org/drawingml/2006/picture">
                 <pic:pic>
                   <pic:nvPicPr>
-                    <pic:cNvPr descr="_assets/figure-3-3.png" id="68" name="Picture"/>
+                    <pic:cNvPr descr="_assets/figure-3-3.png" id="66" name="Picture"/>
                     <pic:cNvPicPr>
                       <a:picLocks noChangeArrowheads="1" noChangeAspect="1"/>
                     </pic:cNvPicPr>
                   </pic:nvPicPr>
                   <pic:blipFill>
-                    <a:blip r:embed="rId66"/>
+                    <a:blip r:embed="rId64"/>
                     <a:stretch>
                       <a:fillRect/>
                     </a:stretch>
@@ -10634,8 +10718,8 @@
         <w:t xml:space="preserve">so divergence is detected early and corrected in one pass.</w:t>
       </w:r>
     </w:p>
-    <w:bookmarkEnd w:id="69"/>
-    <w:bookmarkStart w:id="70" w:name="ethical-considerations"/>
+    <w:bookmarkEnd w:id="67"/>
+    <w:bookmarkStart w:id="68" w:name="ethical-considerations"/>
     <w:p>
       <w:pPr>
         <w:pStyle w:val="Heading2"/>
@@ -10800,8 +10884,8 @@
         <w:t xml:space="preserve">Appendix D. ⟨STUDENT INPUT: ethics-form signature and date⟩.</w:t>
       </w:r>
     </w:p>
-    <w:bookmarkEnd w:id="70"/>
-    <w:bookmarkStart w:id="71" w:name="project-tracking-and-documentation"/>
+    <w:bookmarkEnd w:id="68"/>
+    <w:bookmarkStart w:id="69" w:name="project-tracking-and-documentation"/>
     <w:p>
       <w:pPr>
         <w:pStyle w:val="Heading2"/>
@@ -10860,8 +10944,8 @@
         <w:t xml:space="preserve">— screenshot to be inserted from the running EduMetric application.</w:t>
       </w:r>
     </w:p>
-    <w:bookmarkEnd w:id="71"/>
-    <w:bookmarkStart w:id="72" w:name="implementation-of-the-plan"/>
+    <w:bookmarkEnd w:id="69"/>
+    <w:bookmarkStart w:id="70" w:name="implementation-of-the-plan"/>
     <w:p>
       <w:pPr>
         <w:pStyle w:val="Heading2"/>
@@ -10952,8 +11036,8 @@
         <w:t xml:space="preserve">the implemented user interface are provided in Appendix J.</w:t>
       </w:r>
     </w:p>
-    <w:bookmarkEnd w:id="72"/>
-    <w:bookmarkStart w:id="73" w:name="X4a9cd54f262cffa00bbbc8f6d115b55e9c4a265"/>
+    <w:bookmarkEnd w:id="70"/>
+    <w:bookmarkStart w:id="71" w:name="X4a9cd54f262cffa00bbbc8f6d115b55e9c4a265"/>
     <w:p>
       <w:pPr>
         <w:pStyle w:val="Heading2"/>
@@ -11107,9 +11191,9 @@
         <w:t xml:space="preserve">nature of artefact construction, and its few shortcomings were contained rather than realised.</w:t>
       </w:r>
     </w:p>
-    <w:bookmarkEnd w:id="73"/>
-    <w:bookmarkEnd w:id="74"/>
-    <w:bookmarkStart w:id="145" w:name="X3e73626e0eae521e0ec13ae7d53d5f6343d96e8"/>
+    <w:bookmarkEnd w:id="71"/>
+    <w:bookmarkEnd w:id="72"/>
+    <w:bookmarkStart w:id="143" w:name="X3e73626e0eae521e0ec13ae7d53d5f6343d96e8"/>
     <w:p>
       <w:pPr>
         <w:pStyle w:val="Heading1"/>
@@ -11147,7 +11231,7 @@
         <w:t xml:space="preserve">LO3 — P5, M3, M4</w:t>
       </w:r>
     </w:p>
-    <w:bookmarkStart w:id="78" w:name="method"/>
+    <w:bookmarkStart w:id="76" w:name="method"/>
     <w:p>
       <w:pPr>
         <w:pStyle w:val="Heading2"/>
@@ -11299,7 +11383,7 @@
         <w:t xml:space="preserve">§4.2 and evidenced in Appendix K.</w:t>
       </w:r>
     </w:p>
-    <w:bookmarkStart w:id="75" w:name="primary-artefacts"/>
+    <w:bookmarkStart w:id="73" w:name="primary-artefacts"/>
     <w:p>
       <w:pPr>
         <w:pStyle w:val="Heading3"/>
@@ -11447,8 +11531,8 @@
         <w:t xml:space="preserve">against the shipped source so that what is reported matches what was built.</w:t>
       </w:r>
     </w:p>
-    <w:bookmarkEnd w:id="75"/>
-    <w:bookmarkStart w:id="76" w:name="secondary-sources"/>
+    <w:bookmarkEnd w:id="73"/>
+    <w:bookmarkStart w:id="74" w:name="secondary-sources"/>
     <w:p>
       <w:pPr>
         <w:pStyle w:val="Heading3"/>
@@ -11526,8 +11610,8 @@
         <w:t xml:space="preserve">expectations is carried forward to Chapter 5.</w:t>
       </w:r>
     </w:p>
-    <w:bookmarkEnd w:id="76"/>
-    <w:bookmarkStart w:id="77" w:name="rationale-for-the-six-core-processes-p5"/>
+    <w:bookmarkEnd w:id="74"/>
+    <w:bookmarkStart w:id="75" w:name="rationale-for-the-six-core-processes-p5"/>
     <w:p>
       <w:pPr>
         <w:pStyle w:val="Heading3"/>
@@ -11636,9 +11720,9 @@
         <w:t xml:space="preserve">evaluation (the metrics engine), student analytics, at-risk detection and admin monitoring.</w:t>
       </w:r>
     </w:p>
-    <w:bookmarkEnd w:id="77"/>
-    <w:bookmarkEnd w:id="78"/>
-    <w:bookmarkStart w:id="79" w:name="analytical-techniques-m3"/>
+    <w:bookmarkEnd w:id="75"/>
+    <w:bookmarkEnd w:id="76"/>
+    <w:bookmarkStart w:id="77" w:name="analytical-techniques-m3"/>
     <w:p>
       <w:pPr>
         <w:pStyle w:val="Heading2"/>
@@ -11862,8 +11946,8 @@
         <w:t xml:space="preserve">Appendix E.</w:t>
       </w:r>
     </w:p>
-    <w:bookmarkEnd w:id="79"/>
-    <w:bookmarkStart w:id="137" w:name="findings"/>
+    <w:bookmarkEnd w:id="77"/>
+    <w:bookmarkStart w:id="135" w:name="findings"/>
     <w:p>
       <w:pPr>
         <w:pStyle w:val="Heading2"/>
@@ -11872,7 +11956,7 @@
         <w:t xml:space="preserve">4.3 Findings</w:t>
       </w:r>
     </w:p>
-    <w:bookmarkStart w:id="80" w:name="requirements-and-artefact-inventory"/>
+    <w:bookmarkStart w:id="78" w:name="requirements-and-artefact-inventory"/>
     <w:p>
       <w:pPr>
         <w:pStyle w:val="Heading3"/>
@@ -12463,8 +12547,8 @@
         <w:t xml:space="preserve">provided in Appendix F.</w:t>
       </w:r>
     </w:p>
-    <w:bookmarkEnd w:id="80"/>
-    <w:bookmarkStart w:id="93" w:name="system-architecture"/>
+    <w:bookmarkEnd w:id="78"/>
+    <w:bookmarkStart w:id="91" w:name="system-architecture"/>
     <w:p>
       <w:pPr>
         <w:pStyle w:val="Heading3"/>
@@ -12595,18 +12679,18 @@
           <wp:inline>
             <wp:extent cx="5727700" cy="3640194"/>
             <wp:effectExtent b="0" l="0" r="0" t="0"/>
-            <wp:docPr descr="" title="" id="82" name="Picture"/>
+            <wp:docPr descr="" title="" id="80" name="Picture"/>
             <a:graphic>
               <a:graphicData uri="http://schemas.openxmlformats.org/drawingml/2006/picture">
                 <pic:pic>
                   <pic:nvPicPr>
-                    <pic:cNvPr descr="_assets/figure-4-1.png" id="83" name="Picture"/>
+                    <pic:cNvPr descr="_assets/figure-4-1.png" id="81" name="Picture"/>
                     <pic:cNvPicPr>
                       <a:picLocks noChangeArrowheads="1" noChangeAspect="1"/>
                     </pic:cNvPicPr>
                   </pic:nvPicPr>
                   <pic:blipFill>
-                    <a:blip r:embed="rId81"/>
+                    <a:blip r:embed="rId79"/>
                     <a:stretch>
                       <a:fillRect/>
                     </a:stretch>
@@ -12711,18 +12795,18 @@
           <wp:inline>
             <wp:extent cx="5727700" cy="6455026"/>
             <wp:effectExtent b="0" l="0" r="0" t="0"/>
-            <wp:docPr descr="" title="" id="85" name="Picture"/>
+            <wp:docPr descr="" title="" id="83" name="Picture"/>
             <a:graphic>
               <a:graphicData uri="http://schemas.openxmlformats.org/drawingml/2006/picture">
                 <pic:pic>
                   <pic:nvPicPr>
-                    <pic:cNvPr descr="_assets/figure-4-2.png" id="86" name="Picture"/>
+                    <pic:cNvPr descr="_assets/figure-4-2.png" id="84" name="Picture"/>
                     <pic:cNvPicPr>
                       <a:picLocks noChangeArrowheads="1" noChangeAspect="1"/>
                     </pic:cNvPicPr>
                   </pic:nvPicPr>
                   <pic:blipFill>
-                    <a:blip r:embed="rId84"/>
+                    <a:blip r:embed="rId82"/>
                     <a:stretch>
                       <a:fillRect/>
                     </a:stretch>
@@ -12892,18 +12976,18 @@
           <wp:inline>
             <wp:extent cx="3694176" cy="6673194"/>
             <wp:effectExtent b="0" l="0" r="0" t="0"/>
-            <wp:docPr descr="" title="" id="88" name="Picture"/>
+            <wp:docPr descr="" title="" id="86" name="Picture"/>
             <a:graphic>
               <a:graphicData uri="http://schemas.openxmlformats.org/drawingml/2006/picture">
                 <pic:pic>
                   <pic:nvPicPr>
-                    <pic:cNvPr descr="_assets/figure-4-3.png" id="89" name="Picture"/>
+                    <pic:cNvPr descr="_assets/figure-4-3.png" id="87" name="Picture"/>
                     <pic:cNvPicPr>
                       <a:picLocks noChangeArrowheads="1" noChangeAspect="1"/>
                     </pic:cNvPicPr>
                   </pic:nvPicPr>
                   <pic:blipFill>
-                    <a:blip r:embed="rId87"/>
+                    <a:blip r:embed="rId85"/>
                     <a:stretch>
                       <a:fillRect/>
                     </a:stretch>
@@ -13030,18 +13114,18 @@
           <wp:inline>
             <wp:extent cx="5727700" cy="5405361"/>
             <wp:effectExtent b="0" l="0" r="0" t="0"/>
-            <wp:docPr descr="" title="" id="91" name="Picture"/>
+            <wp:docPr descr="" title="" id="89" name="Picture"/>
             <a:graphic>
               <a:graphicData uri="http://schemas.openxmlformats.org/drawingml/2006/picture">
                 <pic:pic>
                   <pic:nvPicPr>
-                    <pic:cNvPr descr="_assets/figure-4-4.png" id="92" name="Picture"/>
+                    <pic:cNvPr descr="_assets/figure-4-4.png" id="90" name="Picture"/>
                     <pic:cNvPicPr>
                       <a:picLocks noChangeArrowheads="1" noChangeAspect="1"/>
                     </pic:cNvPicPr>
                   </pic:nvPicPr>
                   <pic:blipFill>
-                    <a:blip r:embed="rId90"/>
+                    <a:blip r:embed="rId88"/>
                     <a:stretch>
                       <a:fillRect/>
                     </a:stretch>
@@ -13136,8 +13220,8 @@
         <w:t xml:space="preserve">§2, §10.)</w:t>
       </w:r>
     </w:p>
-    <w:bookmarkEnd w:id="93"/>
-    <w:bookmarkStart w:id="97" w:name="database-design"/>
+    <w:bookmarkEnd w:id="91"/>
+    <w:bookmarkStart w:id="95" w:name="database-design"/>
     <w:p>
       <w:pPr>
         <w:pStyle w:val="Heading3"/>
@@ -13560,18 +13644,18 @@
           <wp:inline>
             <wp:extent cx="5727700" cy="2086564"/>
             <wp:effectExtent b="0" l="0" r="0" t="0"/>
-            <wp:docPr descr="" title="" id="95" name="Picture"/>
+            <wp:docPr descr="" title="" id="93" name="Picture"/>
             <a:graphic>
               <a:graphicData uri="http://schemas.openxmlformats.org/drawingml/2006/picture">
                 <pic:pic>
                   <pic:nvPicPr>
-                    <pic:cNvPr descr="_assets/figure-4-5.png" id="96" name="Picture"/>
+                    <pic:cNvPr descr="_assets/figure-4-5.png" id="94" name="Picture"/>
                     <pic:cNvPicPr>
                       <a:picLocks noChangeArrowheads="1" noChangeAspect="1"/>
                     </pic:cNvPicPr>
                   </pic:nvPicPr>
                   <pic:blipFill>
-                    <a:blip r:embed="rId94"/>
+                    <a:blip r:embed="rId92"/>
                     <a:stretch>
                       <a:fillRect/>
                     </a:stretch>
@@ -13666,8 +13750,8 @@
         <w:t xml:space="preserve">§7.)</w:t>
       </w:r>
     </w:p>
-    <w:bookmarkEnd w:id="97"/>
-    <w:bookmarkStart w:id="122" w:name="the-six-core-processes-p1p6"/>
+    <w:bookmarkEnd w:id="95"/>
+    <w:bookmarkStart w:id="120" w:name="the-six-core-processes-p1p6"/>
     <w:p>
       <w:pPr>
         <w:pStyle w:val="Heading3"/>
@@ -13726,7 +13810,7 @@
         <w:t xml:space="preserve">so the link between intent and code is auditable.</w:t>
       </w:r>
     </w:p>
-    <w:bookmarkStart w:id="101" w:name="p1-user-authentication"/>
+    <w:bookmarkStart w:id="99" w:name="p1-user-authentication"/>
     <w:p>
       <w:pPr>
         <w:pStyle w:val="Heading4"/>
@@ -14125,18 +14209,18 @@
           <wp:inline>
             <wp:extent cx="5727700" cy="5186138"/>
             <wp:effectExtent b="0" l="0" r="0" t="0"/>
-            <wp:docPr descr="" title="" id="99" name="Picture"/>
+            <wp:docPr descr="" title="" id="97" name="Picture"/>
             <a:graphic>
               <a:graphicData uri="http://schemas.openxmlformats.org/drawingml/2006/picture">
                 <pic:pic>
                   <pic:nvPicPr>
-                    <pic:cNvPr descr="_assets/figure-4-6.png" id="100" name="Picture"/>
+                    <pic:cNvPr descr="_assets/figure-4-6.png" id="98" name="Picture"/>
                     <pic:cNvPicPr>
                       <a:picLocks noChangeArrowheads="1" noChangeAspect="1"/>
                     </pic:cNvPicPr>
                   </pic:nvPicPr>
                   <pic:blipFill>
-                    <a:blip r:embed="rId98"/>
+                    <a:blip r:embed="rId96"/>
                     <a:stretch>
                       <a:fillRect/>
                     </a:stretch>
@@ -14892,8 +14976,8 @@
         </w:tc>
       </w:tr>
     </w:tbl>
-    <w:bookmarkEnd w:id="101"/>
-    <w:bookmarkStart w:id="105" w:name="p2-attendance-management"/>
+    <w:bookmarkEnd w:id="99"/>
+    <w:bookmarkStart w:id="103" w:name="p2-attendance-management"/>
     <w:p>
       <w:pPr>
         <w:pStyle w:val="Heading4"/>
@@ -15267,18 +15351,18 @@
           <wp:inline>
             <wp:extent cx="3557016" cy="6669405"/>
             <wp:effectExtent b="0" l="0" r="0" t="0"/>
-            <wp:docPr descr="" title="" id="103" name="Picture"/>
+            <wp:docPr descr="" title="" id="101" name="Picture"/>
             <a:graphic>
               <a:graphicData uri="http://schemas.openxmlformats.org/drawingml/2006/picture">
                 <pic:pic>
                   <pic:nvPicPr>
-                    <pic:cNvPr descr="_assets/figure-4-7.png" id="104" name="Picture"/>
+                    <pic:cNvPr descr="_assets/figure-4-7.png" id="102" name="Picture"/>
                     <pic:cNvPicPr>
                       <a:picLocks noChangeArrowheads="1" noChangeAspect="1"/>
                     </pic:cNvPicPr>
                   </pic:nvPicPr>
                   <pic:blipFill>
-                    <a:blip r:embed="rId102"/>
+                    <a:blip r:embed="rId100"/>
                     <a:stretch>
                       <a:fillRect/>
                     </a:stretch>
@@ -15988,8 +16072,8 @@
         </w:tc>
       </w:tr>
     </w:tbl>
-    <w:bookmarkEnd w:id="105"/>
-    <w:bookmarkStart w:id="109" w:name="p3-student-evaluation"/>
+    <w:bookmarkEnd w:id="103"/>
+    <w:bookmarkStart w:id="107" w:name="p3-student-evaluation"/>
     <w:p>
       <w:pPr>
         <w:pStyle w:val="Heading4"/>
@@ -16513,18 +16597,18 @@
           <wp:inline>
             <wp:extent cx="3255264" cy="6683068"/>
             <wp:effectExtent b="0" l="0" r="0" t="0"/>
-            <wp:docPr descr="" title="" id="107" name="Picture"/>
+            <wp:docPr descr="" title="" id="105" name="Picture"/>
             <a:graphic>
               <a:graphicData uri="http://schemas.openxmlformats.org/drawingml/2006/picture">
                 <pic:pic>
                   <pic:nvPicPr>
-                    <pic:cNvPr descr="_assets/figure-4-8.png" id="108" name="Picture"/>
+                    <pic:cNvPr descr="_assets/figure-4-8.png" id="106" name="Picture"/>
                     <pic:cNvPicPr>
                       <a:picLocks noChangeArrowheads="1" noChangeAspect="1"/>
                     </pic:cNvPicPr>
                   </pic:nvPicPr>
                   <pic:blipFill>
-                    <a:blip r:embed="rId106"/>
+                    <a:blip r:embed="rId104"/>
                     <a:stretch>
                       <a:fillRect/>
                     </a:stretch>
@@ -17253,8 +17337,8 @@
         </w:tc>
       </w:tr>
     </w:tbl>
-    <w:bookmarkEnd w:id="109"/>
-    <w:bookmarkStart w:id="113" w:name="p4-student-analytics-generation"/>
+    <w:bookmarkEnd w:id="107"/>
+    <w:bookmarkStart w:id="111" w:name="p4-student-analytics-generation"/>
     <w:p>
       <w:pPr>
         <w:pStyle w:val="Heading4"/>
@@ -17646,18 +17730,18 @@
           <wp:inline>
             <wp:extent cx="3602736" cy="6681023"/>
             <wp:effectExtent b="0" l="0" r="0" t="0"/>
-            <wp:docPr descr="" title="" id="111" name="Picture"/>
+            <wp:docPr descr="" title="" id="109" name="Picture"/>
             <a:graphic>
               <a:graphicData uri="http://schemas.openxmlformats.org/drawingml/2006/picture">
                 <pic:pic>
                   <pic:nvPicPr>
-                    <pic:cNvPr descr="_assets/figure-4-9.png" id="112" name="Picture"/>
+                    <pic:cNvPr descr="_assets/figure-4-9.png" id="110" name="Picture"/>
                     <pic:cNvPicPr>
                       <a:picLocks noChangeArrowheads="1" noChangeAspect="1"/>
                     </pic:cNvPicPr>
                   </pic:nvPicPr>
                   <pic:blipFill>
-                    <a:blip r:embed="rId110"/>
+                    <a:blip r:embed="rId108"/>
                     <a:stretch>
                       <a:fillRect/>
                     </a:stretch>
@@ -18245,8 +18329,8 @@
         </w:tc>
       </w:tr>
     </w:tbl>
-    <w:bookmarkEnd w:id="113"/>
-    <w:bookmarkStart w:id="117" w:name="p5-at-risk-student-detection"/>
+    <w:bookmarkEnd w:id="111"/>
+    <w:bookmarkStart w:id="115" w:name="p5-at-risk-student-detection"/>
     <w:p>
       <w:pPr>
         <w:pStyle w:val="Heading4"/>
@@ -18687,18 +18771,18 @@
           <wp:inline>
             <wp:extent cx="2322576" cy="6684280"/>
             <wp:effectExtent b="0" l="0" r="0" t="0"/>
-            <wp:docPr descr="" title="" id="115" name="Picture"/>
+            <wp:docPr descr="" title="" id="113" name="Picture"/>
             <a:graphic>
               <a:graphicData uri="http://schemas.openxmlformats.org/drawingml/2006/picture">
                 <pic:pic>
                   <pic:nvPicPr>
-                    <pic:cNvPr descr="_assets/figure-4-10.png" id="116" name="Picture"/>
+                    <pic:cNvPr descr="_assets/figure-4-10.png" id="114" name="Picture"/>
                     <pic:cNvPicPr>
                       <a:picLocks noChangeArrowheads="1" noChangeAspect="1"/>
                     </pic:cNvPicPr>
                   </pic:nvPicPr>
                   <pic:blipFill>
-                    <a:blip r:embed="rId114"/>
+                    <a:blip r:embed="rId112"/>
                     <a:stretch>
                       <a:fillRect/>
                     </a:stretch>
@@ -19417,8 +19501,8 @@
         </w:tc>
       </w:tr>
     </w:tbl>
-    <w:bookmarkEnd w:id="117"/>
-    <w:bookmarkStart w:id="121" w:name="p6-admin-monitoring"/>
+    <w:bookmarkEnd w:id="115"/>
+    <w:bookmarkStart w:id="119" w:name="p6-admin-monitoring"/>
     <w:p>
       <w:pPr>
         <w:pStyle w:val="Heading4"/>
@@ -19923,18 +20007,18 @@
           <wp:inline>
             <wp:extent cx="3941064" cy="6672313"/>
             <wp:effectExtent b="0" l="0" r="0" t="0"/>
-            <wp:docPr descr="" title="" id="119" name="Picture"/>
+            <wp:docPr descr="" title="" id="117" name="Picture"/>
             <a:graphic>
               <a:graphicData uri="http://schemas.openxmlformats.org/drawingml/2006/picture">
                 <pic:pic>
                   <pic:nvPicPr>
-                    <pic:cNvPr descr="_assets/figure-4-11.png" id="120" name="Picture"/>
+                    <pic:cNvPr descr="_assets/figure-4-11.png" id="118" name="Picture"/>
                     <pic:cNvPicPr>
                       <a:picLocks noChangeArrowheads="1" noChangeAspect="1"/>
                     </pic:cNvPicPr>
                   </pic:nvPicPr>
                   <pic:blipFill>
-                    <a:blip r:embed="rId118"/>
+                    <a:blip r:embed="rId116"/>
                     <a:stretch>
                       <a:fillRect/>
                     </a:stretch>
@@ -20700,9 +20784,9 @@
         </w:tc>
       </w:tr>
     </w:tbl>
-    <w:bookmarkEnd w:id="121"/>
-    <w:bookmarkEnd w:id="122"/>
-    <w:bookmarkStart w:id="126" w:name="security-design"/>
+    <w:bookmarkEnd w:id="119"/>
+    <w:bookmarkEnd w:id="120"/>
+    <w:bookmarkStart w:id="124" w:name="security-design"/>
     <w:p>
       <w:pPr>
         <w:pStyle w:val="Heading3"/>
@@ -21044,18 +21128,18 @@
           <wp:inline>
             <wp:extent cx="2176272" cy="6677543"/>
             <wp:effectExtent b="0" l="0" r="0" t="0"/>
-            <wp:docPr descr="" title="" id="124" name="Picture"/>
+            <wp:docPr descr="" title="" id="122" name="Picture"/>
             <a:graphic>
               <a:graphicData uri="http://schemas.openxmlformats.org/drawingml/2006/picture">
                 <pic:pic>
                   <pic:nvPicPr>
-                    <pic:cNvPr descr="_assets/figure-4-15.png" id="125" name="Picture"/>
+                    <pic:cNvPr descr="_assets/figure-4-15.png" id="123" name="Picture"/>
                     <pic:cNvPicPr>
                       <a:picLocks noChangeArrowheads="1" noChangeAspect="1"/>
                     </pic:cNvPicPr>
                   </pic:nvPicPr>
                   <pic:blipFill>
-                    <a:blip r:embed="rId123"/>
+                    <a:blip r:embed="rId121"/>
                     <a:stretch>
                       <a:fillRect/>
                     </a:stretch>
@@ -21150,8 +21234,8 @@
         <w:t xml:space="preserve">§5.)</w:t>
       </w:r>
     </w:p>
-    <w:bookmarkEnd w:id="126"/>
-    <w:bookmarkStart w:id="136" w:name="Xba1c8a03d16c133bc31502ffd99a5e68429136f"/>
+    <w:bookmarkEnd w:id="124"/>
+    <w:bookmarkStart w:id="134" w:name="Xba1c8a03d16c133bc31502ffd99a5e68429136f"/>
     <w:p>
       <w:pPr>
         <w:pStyle w:val="Heading3"/>
@@ -21746,18 +21830,18 @@
           <wp:inline>
             <wp:extent cx="5727700" cy="3629885"/>
             <wp:effectExtent b="0" l="0" r="0" t="0"/>
-            <wp:docPr descr="" title="" id="128" name="Picture"/>
+            <wp:docPr descr="" title="" id="126" name="Picture"/>
             <a:graphic>
               <a:graphicData uri="http://schemas.openxmlformats.org/drawingml/2006/picture">
                 <pic:pic>
                   <pic:nvPicPr>
-                    <pic:cNvPr descr="_assets/figure-4-12.png" id="129" name="Picture"/>
+                    <pic:cNvPr descr="_assets/figure-4-12.png" id="127" name="Picture"/>
                     <pic:cNvPicPr>
                       <a:picLocks noChangeArrowheads="1" noChangeAspect="1"/>
                     </pic:cNvPicPr>
                   </pic:nvPicPr>
                   <pic:blipFill>
-                    <a:blip r:embed="rId127"/>
+                    <a:blip r:embed="rId125"/>
                     <a:stretch>
                       <a:fillRect/>
                     </a:stretch>
@@ -21825,18 +21909,18 @@
           <wp:inline>
             <wp:extent cx="5727700" cy="2700608"/>
             <wp:effectExtent b="0" l="0" r="0" t="0"/>
-            <wp:docPr descr="" title="" id="131" name="Picture"/>
+            <wp:docPr descr="" title="" id="129" name="Picture"/>
             <a:graphic>
               <a:graphicData uri="http://schemas.openxmlformats.org/drawingml/2006/picture">
                 <pic:pic>
                   <pic:nvPicPr>
-                    <pic:cNvPr descr="_assets/figure-4-13.png" id="132" name="Picture"/>
+                    <pic:cNvPr descr="_assets/figure-4-13.png" id="130" name="Picture"/>
                     <pic:cNvPicPr>
                       <a:picLocks noChangeArrowheads="1" noChangeAspect="1"/>
                     </pic:cNvPicPr>
                   </pic:nvPicPr>
                   <pic:blipFill>
-                    <a:blip r:embed="rId130"/>
+                    <a:blip r:embed="rId128"/>
                     <a:stretch>
                       <a:fillRect/>
                     </a:stretch>
@@ -21904,18 +21988,18 @@
           <wp:inline>
             <wp:extent cx="5727700" cy="2265830"/>
             <wp:effectExtent b="0" l="0" r="0" t="0"/>
-            <wp:docPr descr="" title="" id="134" name="Picture"/>
+            <wp:docPr descr="" title="" id="132" name="Picture"/>
             <a:graphic>
               <a:graphicData uri="http://schemas.openxmlformats.org/drawingml/2006/picture">
                 <pic:pic>
                   <pic:nvPicPr>
-                    <pic:cNvPr descr="_assets/figure-4-14.png" id="135" name="Picture"/>
+                    <pic:cNvPr descr="_assets/figure-4-14.png" id="133" name="Picture"/>
                     <pic:cNvPicPr>
                       <a:picLocks noChangeArrowheads="1" noChangeAspect="1"/>
                     </pic:cNvPicPr>
                   </pic:nvPicPr>
                   <pic:blipFill>
-                    <a:blip r:embed="rId133"/>
+                    <a:blip r:embed="rId131"/>
                     <a:stretch>
                       <a:fillRect/>
                     </a:stretch>
@@ -21973,9 +22057,9 @@
         <w:t xml:space="preserve">(Source: author.)</w:t>
       </w:r>
     </w:p>
-    <w:bookmarkEnd w:id="136"/>
-    <w:bookmarkEnd w:id="137"/>
-    <w:bookmarkStart w:id="144" w:name="comparison-of-patterns-m4"/>
+    <w:bookmarkEnd w:id="134"/>
+    <w:bookmarkEnd w:id="135"/>
+    <w:bookmarkStart w:id="142" w:name="comparison-of-patterns-m4"/>
     <w:p>
       <w:pPr>
         <w:pStyle w:val="Heading2"/>
@@ -22014,18 +22098,18 @@
           <wp:inline>
             <wp:extent cx="5727700" cy="3687697"/>
             <wp:effectExtent b="0" l="0" r="0" t="0"/>
-            <wp:docPr descr="" title="" id="139" name="Picture"/>
+            <wp:docPr descr="" title="" id="137" name="Picture"/>
             <a:graphic>
               <a:graphicData uri="http://schemas.openxmlformats.org/drawingml/2006/picture">
                 <pic:pic>
                   <pic:nvPicPr>
-                    <pic:cNvPr descr="_assets/figure-4-16.png" id="140" name="Picture"/>
+                    <pic:cNvPr descr="_assets/figure-4-16.png" id="138" name="Picture"/>
                     <pic:cNvPicPr>
                       <a:picLocks noChangeArrowheads="1" noChangeAspect="1"/>
                     </pic:cNvPicPr>
                   </pic:nvPicPr>
                   <pic:blipFill>
-                    <a:blip r:embed="rId138"/>
+                    <a:blip r:embed="rId136"/>
                     <a:stretch>
                       <a:fillRect/>
                     </a:stretch>
@@ -22557,18 +22641,18 @@
           <wp:inline>
             <wp:extent cx="5727700" cy="3619231"/>
             <wp:effectExtent b="0" l="0" r="0" t="0"/>
-            <wp:docPr descr="" title="" id="142" name="Picture"/>
+            <wp:docPr descr="" title="" id="140" name="Picture"/>
             <a:graphic>
               <a:graphicData uri="http://schemas.openxmlformats.org/drawingml/2006/picture">
                 <pic:pic>
                   <pic:nvPicPr>
-                    <pic:cNvPr descr="_assets/figure-4-17.png" id="143" name="Picture"/>
+                    <pic:cNvPr descr="_assets/figure-4-17.png" id="141" name="Picture"/>
                     <pic:cNvPicPr>
                       <a:picLocks noChangeArrowheads="1" noChangeAspect="1"/>
                     </pic:cNvPicPr>
                   </pic:nvPicPr>
                   <pic:blipFill>
-                    <a:blip r:embed="rId141"/>
+                    <a:blip r:embed="rId139"/>
                     <a:stretch>
                       <a:fillRect/>
                     </a:stretch>
@@ -23347,9 +23431,9 @@
         <w:t xml:space="preserve">research questions in Chapter 5.</w:t>
       </w:r>
     </w:p>
-    <w:bookmarkEnd w:id="144"/>
-    <w:bookmarkEnd w:id="145"/>
-    <w:bookmarkStart w:id="165" w:name="chapter-5-discussion"/>
+    <w:bookmarkEnd w:id="142"/>
+    <w:bookmarkEnd w:id="143"/>
+    <w:bookmarkStart w:id="163" w:name="chapter-5-discussion"/>
     <w:p>
       <w:pPr>
         <w:pStyle w:val="Heading1"/>
@@ -23387,7 +23471,7 @@
         <w:t xml:space="preserve">LO3 — D3</w:t>
       </w:r>
     </w:p>
-    <w:bookmarkStart w:id="146" w:name="interpretation-of-findings"/>
+    <w:bookmarkStart w:id="144" w:name="interpretation-of-findings"/>
     <w:p>
       <w:pPr>
         <w:pStyle w:val="Heading2"/>
@@ -24106,8 +24190,8 @@
         <w:t xml:space="preserve">provides the accountability trail that completes the answer to RQ4.</w:t>
       </w:r>
     </w:p>
-    <w:bookmarkEnd w:id="146"/>
-    <w:bookmarkStart w:id="147" w:name="comparison-with-the-literature"/>
+    <w:bookmarkEnd w:id="144"/>
+    <w:bookmarkStart w:id="145" w:name="comparison-with-the-literature"/>
     <w:p>
       <w:pPr>
         <w:pStyle w:val="Heading2"/>
@@ -24296,8 +24380,8 @@
         <w:t xml:space="preserve">, 2007).</w:t>
       </w:r>
     </w:p>
-    <w:bookmarkEnd w:id="147"/>
-    <w:bookmarkStart w:id="148" w:name="validity-d3"/>
+    <w:bookmarkEnd w:id="145"/>
+    <w:bookmarkStart w:id="146" w:name="validity-d3"/>
     <w:p>
       <w:pPr>
         <w:pStyle w:val="Heading2"/>
@@ -24482,8 +24566,8 @@
         <w:t xml:space="preserve">presented in Appendix K.</w:t>
       </w:r>
     </w:p>
-    <w:bookmarkEnd w:id="148"/>
-    <w:bookmarkStart w:id="149" w:name="reliability"/>
+    <w:bookmarkEnd w:id="146"/>
+    <w:bookmarkStart w:id="147" w:name="reliability"/>
     <w:p>
       <w:pPr>
         <w:pStyle w:val="Heading2"/>
@@ -24637,8 +24721,8 @@
         <w:t xml:space="preserve">Detailed testing records are provided in Appendix K.</w:t>
       </w:r>
     </w:p>
-    <w:bookmarkEnd w:id="149"/>
-    <w:bookmarkStart w:id="162" w:name="project-effectiveness-evaluation"/>
+    <w:bookmarkEnd w:id="147"/>
+    <w:bookmarkStart w:id="160" w:name="project-effectiveness-evaluation"/>
     <w:p>
       <w:pPr>
         <w:pStyle w:val="Heading2"/>
@@ -25045,18 +25129,18 @@
           <wp:inline>
             <wp:extent cx="5727700" cy="3343423"/>
             <wp:effectExtent b="0" l="0" r="0" t="0"/>
-            <wp:docPr descr="" title="" id="151" name="Picture"/>
+            <wp:docPr descr="" title="" id="149" name="Picture"/>
             <a:graphic>
               <a:graphicData uri="http://schemas.openxmlformats.org/drawingml/2006/picture">
                 <pic:pic>
                   <pic:nvPicPr>
-                    <pic:cNvPr descr="_assets/figure-5-1.png" id="152" name="Picture"/>
+                    <pic:cNvPr descr="_assets/figure-5-1.png" id="150" name="Picture"/>
                     <pic:cNvPicPr>
                       <a:picLocks noChangeArrowheads="1" noChangeAspect="1"/>
                     </pic:cNvPicPr>
                   </pic:nvPicPr>
                   <pic:blipFill>
-                    <a:blip r:embed="rId150"/>
+                    <a:blip r:embed="rId148"/>
                     <a:stretch>
                       <a:fillRect/>
                     </a:stretch>
@@ -25158,18 +25242,18 @@
           <wp:inline>
             <wp:extent cx="5727700" cy="3298612"/>
             <wp:effectExtent b="0" l="0" r="0" t="0"/>
-            <wp:docPr descr="" title="" id="154" name="Picture"/>
+            <wp:docPr descr="" title="" id="152" name="Picture"/>
             <a:graphic>
               <a:graphicData uri="http://schemas.openxmlformats.org/drawingml/2006/picture">
                 <pic:pic>
                   <pic:nvPicPr>
-                    <pic:cNvPr descr="_assets/figure-5-2.png" id="155" name="Picture"/>
+                    <pic:cNvPr descr="_assets/figure-5-2.png" id="153" name="Picture"/>
                     <pic:cNvPicPr>
                       <a:picLocks noChangeArrowheads="1" noChangeAspect="1"/>
                     </pic:cNvPicPr>
                   </pic:nvPicPr>
                   <pic:blipFill>
-                    <a:blip r:embed="rId153"/>
+                    <a:blip r:embed="rId151"/>
                     <a:stretch>
                       <a:fillRect/>
                     </a:stretch>
@@ -25464,18 +25548,18 @@
           <wp:inline>
             <wp:extent cx="5727700" cy="5957607"/>
             <wp:effectExtent b="0" l="0" r="0" t="0"/>
-            <wp:docPr descr="" title="" id="157" name="Picture"/>
+            <wp:docPr descr="" title="" id="155" name="Picture"/>
             <a:graphic>
               <a:graphicData uri="http://schemas.openxmlformats.org/drawingml/2006/picture">
                 <pic:pic>
                   <pic:nvPicPr>
-                    <pic:cNvPr descr="_assets/figure-5-3.png" id="158" name="Picture"/>
+                    <pic:cNvPr descr="_assets/figure-5-3.png" id="156" name="Picture"/>
                     <pic:cNvPicPr>
                       <a:picLocks noChangeArrowheads="1" noChangeAspect="1"/>
                     </pic:cNvPicPr>
                   </pic:nvPicPr>
                   <pic:blipFill>
-                    <a:blip r:embed="rId156"/>
+                    <a:blip r:embed="rId154"/>
                     <a:stretch>
                       <a:fillRect/>
                     </a:stretch>
@@ -25584,18 +25668,18 @@
           <wp:inline>
             <wp:extent cx="5727700" cy="3284180"/>
             <wp:effectExtent b="0" l="0" r="0" t="0"/>
-            <wp:docPr descr="" title="" id="160" name="Picture"/>
+            <wp:docPr descr="" title="" id="158" name="Picture"/>
             <a:graphic>
               <a:graphicData uri="http://schemas.openxmlformats.org/drawingml/2006/picture">
                 <pic:pic>
                   <pic:nvPicPr>
-                    <pic:cNvPr descr="_assets/figure-5-4.png" id="161" name="Picture"/>
+                    <pic:cNvPr descr="_assets/figure-5-4.png" id="159" name="Picture"/>
                     <pic:cNvPicPr>
                       <a:picLocks noChangeArrowheads="1" noChangeAspect="1"/>
                     </pic:cNvPicPr>
                   </pic:nvPicPr>
                   <pic:blipFill>
-                    <a:blip r:embed="rId159"/>
+                    <a:blip r:embed="rId157"/>
                     <a:stretch>
                       <a:fillRect/>
                     </a:stretch>
@@ -25721,8 +25805,8 @@
         <w:t xml:space="preserve">its five objectives and delivered a transparent, multi-dimensional analytics system as aimed.</w:t>
       </w:r>
     </w:p>
-    <w:bookmarkEnd w:id="162"/>
-    <w:bookmarkStart w:id="163" w:name="limitations"/>
+    <w:bookmarkEnd w:id="160"/>
+    <w:bookmarkStart w:id="161" w:name="limitations"/>
     <w:p>
       <w:pPr>
         <w:pStyle w:val="Heading2"/>
@@ -25863,8 +25947,8 @@
         <w:t xml:space="preserve">volume of records a full term would supply), so early-term flags must be read cautiously.</w:t>
       </w:r>
     </w:p>
-    <w:bookmarkEnd w:id="163"/>
-    <w:bookmarkStart w:id="164" w:name="Xc4fe516798f8d150d5c70499b28e99595d3e381"/>
+    <w:bookmarkEnd w:id="161"/>
+    <w:bookmarkStart w:id="162" w:name="Xc4fe516798f8d150d5c70499b28e99595d3e381"/>
     <w:p>
       <w:pPr>
         <w:pStyle w:val="Heading2"/>
@@ -26016,9 +26100,9 @@
         <w:t xml:space="preserve">on the conclusions drawn in Chapter 6.</w:t>
       </w:r>
     </w:p>
-    <w:bookmarkEnd w:id="164"/>
-    <w:bookmarkEnd w:id="165"/>
-    <w:bookmarkStart w:id="173" w:name="chapter-6-conclusion-and-recommendations"/>
+    <w:bookmarkEnd w:id="162"/>
+    <w:bookmarkEnd w:id="163"/>
+    <w:bookmarkStart w:id="171" w:name="chapter-6-conclusion-and-recommendations"/>
     <w:p>
       <w:pPr>
         <w:pStyle w:val="Heading1"/>
@@ -26093,7 +26177,7 @@
         <w:t xml:space="preserve">; final criteria mapping confirmed in Appendix I.</w:t>
       </w:r>
     </w:p>
-    <w:bookmarkStart w:id="166" w:name="summary-of-the-project"/>
+    <w:bookmarkStart w:id="164" w:name="summary-of-the-project"/>
     <w:p>
       <w:pPr>
         <w:pStyle w:val="Heading2"/>
@@ -26304,8 +26388,8 @@
         <w:t xml:space="preserve">and locally deployable, derived rigorously from process models and requirements rather than asserted.</w:t>
       </w:r>
     </w:p>
-    <w:bookmarkEnd w:id="166"/>
-    <w:bookmarkStart w:id="167" w:name="achievement-of-objectives"/>
+    <w:bookmarkEnd w:id="164"/>
+    <w:bookmarkStart w:id="165" w:name="achievement-of-objectives"/>
     <w:p>
       <w:pPr>
         <w:pStyle w:val="Heading2"/>
@@ -26786,8 +26870,8 @@
         <w:t xml:space="preserve">functional testing is provided in Appendix K.</w:t>
       </w:r>
     </w:p>
-    <w:bookmarkEnd w:id="167"/>
-    <w:bookmarkStart w:id="168" w:name="contribution-to-knowledge-and-practice"/>
+    <w:bookmarkEnd w:id="165"/>
+    <w:bookmarkStart w:id="166" w:name="contribution-to-knowledge-and-practice"/>
     <w:p>
       <w:pPr>
         <w:pStyle w:val="Heading2"/>
@@ -26929,8 +27013,8 @@
         <w:t xml:space="preserve">intent to validated, transparent software is demonstrated end to end, not merely proposed.</w:t>
       </w:r>
     </w:p>
-    <w:bookmarkEnd w:id="168"/>
-    <w:bookmarkStart w:id="171" w:name="recommendations"/>
+    <w:bookmarkEnd w:id="166"/>
+    <w:bookmarkStart w:id="169" w:name="recommendations"/>
     <w:p>
       <w:pPr>
         <w:pStyle w:val="Heading2"/>
@@ -26939,7 +27023,7 @@
         <w:t xml:space="preserve">6.4 Recommendations</w:t>
       </w:r>
     </w:p>
-    <w:bookmarkStart w:id="169" w:name="for-practitioners-and-industry"/>
+    <w:bookmarkStart w:id="167" w:name="for-practitioners-and-industry"/>
     <w:p>
       <w:pPr>
         <w:pStyle w:val="Heading3"/>
@@ -27062,8 +27146,8 @@
         <w:t xml:space="preserve">security without the operational cost of a distributed architecture.</w:t>
       </w:r>
     </w:p>
-    <w:bookmarkEnd w:id="169"/>
-    <w:bookmarkStart w:id="170" w:name="for-future-researchers"/>
+    <w:bookmarkEnd w:id="167"/>
+    <w:bookmarkStart w:id="168" w:name="for-future-researchers"/>
     <w:p>
       <w:pPr>
         <w:pStyle w:val="Heading3"/>
@@ -27159,80 +27243,80 @@
         <w:t xml:space="preserve">predictive accuracy.</w:t>
       </w:r>
     </w:p>
+    <w:bookmarkEnd w:id="168"/>
+    <w:bookmarkEnd w:id="169"/>
+    <w:bookmarkStart w:id="170" w:name="closing-remarks"/>
+    <w:p>
+      <w:pPr>
+        <w:pStyle w:val="Heading2"/>
+      </w:pPr>
+      <w:r>
+        <w:t xml:space="preserve">6.5 Closing Remarks</w:t>
+      </w:r>
+    </w:p>
+    <w:p>
+      <w:pPr>
+        <w:pStyle w:val="FirstParagraph"/>
+      </w:pPr>
+      <w:r>
+        <w:t xml:space="preserve">EduMetric set out to replace a single opaque number with a transparent, multi-dimensional view of</w:t>
+      </w:r>
+      <w:r>
+        <w:t xml:space="preserve"> </w:t>
+      </w:r>
+      <w:r>
+        <w:t xml:space="preserve">student growth. This dissertation has shown that the same value of transparency applies to the</w:t>
+      </w:r>
+      <w:r>
+        <w:t xml:space="preserve"> </w:t>
+      </w:r>
+      <w:r>
+        <w:rPr>
+          <w:i/>
+          <w:iCs/>
+        </w:rPr>
+        <w:t xml:space="preserve">engineering</w:t>
+      </w:r>
+      <w:r>
+        <w:t xml:space="preserve"> </w:t>
+      </w:r>
+      <w:r>
+        <w:t xml:space="preserve">of such a system: when requirements and processes are modelled deliberately and traced</w:t>
+      </w:r>
+      <w:r>
+        <w:t xml:space="preserve"> </w:t>
+      </w:r>
+      <w:r>
+        <w:t xml:space="preserve">into code, the relationship between what was intended, what was designed and what was built becomes</w:t>
+      </w:r>
+      <w:r>
+        <w:t xml:space="preserve"> </w:t>
+      </w:r>
+      <w:r>
+        <w:t xml:space="preserve">visible and auditable. The result is a working, locally deployable analytics platform whose every</w:t>
+      </w:r>
+      <w:r>
+        <w:t xml:space="preserve"> </w:t>
+      </w:r>
+      <w:r>
+        <w:t xml:space="preserve">score can be explained and whose every feature can be followed back to a requirement — evidence that a</w:t>
+      </w:r>
+      <w:r>
+        <w:t xml:space="preserve"> </w:t>
+      </w:r>
+      <w:r>
+        <w:t xml:space="preserve">fair, intelligible alternative to black-box student evaluation is not only desirable but practical to</w:t>
+      </w:r>
+      <w:r>
+        <w:t xml:space="preserve"> </w:t>
+      </w:r>
+      <w:r>
+        <w:t xml:space="preserve">build.</w:t>
+      </w:r>
+    </w:p>
     <w:bookmarkEnd w:id="170"/>
     <w:bookmarkEnd w:id="171"/>
-    <w:bookmarkStart w:id="172" w:name="closing-remarks"/>
-    <w:p>
-      <w:pPr>
-        <w:pStyle w:val="Heading2"/>
-      </w:pPr>
-      <w:r>
-        <w:t xml:space="preserve">6.5 Closing Remarks</w:t>
-      </w:r>
-    </w:p>
-    <w:p>
-      <w:pPr>
-        <w:pStyle w:val="FirstParagraph"/>
-      </w:pPr>
-      <w:r>
-        <w:t xml:space="preserve">EduMetric set out to replace a single opaque number with a transparent, multi-dimensional view of</w:t>
-      </w:r>
-      <w:r>
-        <w:t xml:space="preserve"> </w:t>
-      </w:r>
-      <w:r>
-        <w:t xml:space="preserve">student growth. This dissertation has shown that the same value of transparency applies to the</w:t>
-      </w:r>
-      <w:r>
-        <w:t xml:space="preserve"> </w:t>
-      </w:r>
-      <w:r>
-        <w:rPr>
-          <w:i/>
-          <w:iCs/>
-        </w:rPr>
-        <w:t xml:space="preserve">engineering</w:t>
-      </w:r>
-      <w:r>
-        <w:t xml:space="preserve"> </w:t>
-      </w:r>
-      <w:r>
-        <w:t xml:space="preserve">of such a system: when requirements and processes are modelled deliberately and traced</w:t>
-      </w:r>
-      <w:r>
-        <w:t xml:space="preserve"> </w:t>
-      </w:r>
-      <w:r>
-        <w:t xml:space="preserve">into code, the relationship between what was intended, what was designed and what was built becomes</w:t>
-      </w:r>
-      <w:r>
-        <w:t xml:space="preserve"> </w:t>
-      </w:r>
-      <w:r>
-        <w:t xml:space="preserve">visible and auditable. The result is a working, locally deployable analytics platform whose every</w:t>
-      </w:r>
-      <w:r>
-        <w:t xml:space="preserve"> </w:t>
-      </w:r>
-      <w:r>
-        <w:t xml:space="preserve">score can be explained and whose every feature can be followed back to a requirement — evidence that a</w:t>
-      </w:r>
-      <w:r>
-        <w:t xml:space="preserve"> </w:t>
-      </w:r>
-      <w:r>
-        <w:t xml:space="preserve">fair, intelligible alternative to black-box student evaluation is not only desirable but practical to</w:t>
-      </w:r>
-      <w:r>
-        <w:t xml:space="preserve"> </w:t>
-      </w:r>
-      <w:r>
-        <w:t xml:space="preserve">build.</w:t>
-      </w:r>
-    </w:p>
-    <w:bookmarkEnd w:id="172"/>
-    <w:bookmarkEnd w:id="173"/>
-    <w:bookmarkStart w:id="179" w:name="chapter-7-reflective-evaluation"/>
+    <w:bookmarkStart w:id="177" w:name="chapter-7-reflective-evaluation"/>
     <w:p>
       <w:pPr>
         <w:pStyle w:val="Heading1"/>
@@ -27270,7 +27354,7 @@
         <w:t xml:space="preserve">LO4 — P7 | D4</w:t>
       </w:r>
     </w:p>
-    <w:bookmarkStart w:id="174" w:name="choice-of-reflective-model"/>
+    <w:bookmarkStart w:id="172" w:name="choice-of-reflective-model"/>
     <w:p>
       <w:pPr>
         <w:pStyle w:val="Heading2"/>
@@ -27394,8 +27478,8 @@
         <w:t xml:space="preserve">as a whole.</w:t>
       </w:r>
     </w:p>
-    <w:bookmarkEnd w:id="174"/>
-    <w:bookmarkStart w:id="175" w:name="reflection-through-gibbs-cycle"/>
+    <w:bookmarkEnd w:id="172"/>
+    <w:bookmarkStart w:id="173" w:name="reflection-through-gibbs-cycle"/>
     <w:p>
       <w:pPr>
         <w:pStyle w:val="Heading2"/>
@@ -28044,8 +28128,8 @@
         <w:t xml:space="preserve">next.⟩</w:t>
       </w:r>
     </w:p>
-    <w:bookmarkEnd w:id="175"/>
-    <w:bookmarkStart w:id="176" w:name="swot-of-personal-development"/>
+    <w:bookmarkEnd w:id="173"/>
+    <w:bookmarkStart w:id="174" w:name="swot-of-personal-development"/>
     <w:p>
       <w:pPr>
         <w:pStyle w:val="Heading2"/>
@@ -28291,8 +28375,8 @@
         </w:tc>
       </w:tr>
     </w:tbl>
-    <w:bookmarkEnd w:id="176"/>
-    <w:bookmarkStart w:id="177" w:name="transferable-skills"/>
+    <w:bookmarkEnd w:id="174"/>
+    <w:bookmarkStart w:id="175" w:name="transferable-skills"/>
     <w:p>
       <w:pPr>
         <w:pStyle w:val="Heading2"/>
@@ -28686,8 +28770,8 @@
         </w:tc>
       </w:tr>
     </w:tbl>
-    <w:bookmarkEnd w:id="177"/>
-    <w:bookmarkStart w:id="178" w:name="future-development-plan-d4"/>
+    <w:bookmarkEnd w:id="175"/>
+    <w:bookmarkStart w:id="176" w:name="future-development-plan-d4"/>
     <w:p>
       <w:pPr>
         <w:pStyle w:val="Heading2"/>
@@ -28925,9 +29009,9 @@
         <w:t xml:space="preserve">specific role, employer or technology you want to move towards.⟩</w:t>
       </w:r>
     </w:p>
-    <w:bookmarkEnd w:id="178"/>
-    <w:bookmarkEnd w:id="179"/>
-    <w:bookmarkStart w:id="180" w:name="references"/>
+    <w:bookmarkEnd w:id="176"/>
+    <w:bookmarkEnd w:id="177"/>
+    <w:bookmarkStart w:id="178" w:name="references"/>
     <w:p>
       <w:pPr>
         <w:pStyle w:val="Heading1"/>
@@ -29748,8 +29832,8 @@
         <w:t xml:space="preserve">. 3rd edn. Redmond, WA: Microsoft Press.</w:t>
       </w:r>
     </w:p>
-    <w:bookmarkEnd w:id="180"/>
-    <w:bookmarkStart w:id="194" w:name="appendices"/>
+    <w:bookmarkEnd w:id="178"/>
+    <w:bookmarkStart w:id="192" w:name="appendices"/>
     <w:p>
       <w:pPr>
         <w:pStyle w:val="Heading1"/>
@@ -29798,7 +29882,7 @@
         </w:pict>
       </w:r>
     </w:p>
-    <w:bookmarkStart w:id="181" w:name="X6200141b0d42b4d926efae1374c9ef5a7b0c848"/>
+    <w:bookmarkStart w:id="179" w:name="X6200141b0d42b4d926efae1374c9ef5a7b0c848"/>
     <w:p>
       <w:pPr>
         <w:pStyle w:val="Heading2"/>
@@ -30532,8 +30616,8 @@
         </w:pict>
       </w:r>
     </w:p>
-    <w:bookmarkEnd w:id="181"/>
-    <w:bookmarkStart w:id="184" w:name="appendix-b-full-gantt-chart"/>
+    <w:bookmarkEnd w:id="179"/>
+    <w:bookmarkStart w:id="182" w:name="appendix-b-full-gantt-chart"/>
     <w:p>
       <w:pPr>
         <w:pStyle w:val="Heading2"/>
@@ -30734,18 +30818,18 @@
           <wp:inline>
             <wp:extent cx="5727700" cy="3567508"/>
             <wp:effectExtent b="0" l="0" r="0" t="0"/>
-            <wp:docPr descr="" title="" id="182" name="Picture"/>
+            <wp:docPr descr="" title="" id="180" name="Picture"/>
             <a:graphic>
               <a:graphicData uri="http://schemas.openxmlformats.org/drawingml/2006/picture">
                 <pic:pic>
                   <pic:nvPicPr>
-                    <pic:cNvPr descr="_assets/figure-3-2.png" id="183" name="Picture"/>
+                    <pic:cNvPr descr="_assets/figure-3-2.png" id="181" name="Picture"/>
                     <pic:cNvPicPr>
                       <a:picLocks noChangeArrowheads="1" noChangeAspect="1"/>
                     </pic:cNvPicPr>
                   </pic:nvPicPr>
                   <pic:blipFill>
-                    <a:blip r:embed="rId59"/>
+                    <a:blip r:embed="rId57"/>
                     <a:stretch>
                       <a:fillRect/>
                     </a:stretch>
@@ -30836,8 +30920,8 @@
         </w:pict>
       </w:r>
     </w:p>
-    <w:bookmarkEnd w:id="184"/>
-    <w:bookmarkStart w:id="185" w:name="appendix-c-risk-register-full-version"/>
+    <w:bookmarkEnd w:id="182"/>
+    <w:bookmarkStart w:id="183" w:name="appendix-c-risk-register-full-version"/>
     <w:p>
       <w:pPr>
         <w:pStyle w:val="Heading2"/>
@@ -32344,8 +32428,8 @@
         </w:pict>
       </w:r>
     </w:p>
-    <w:bookmarkEnd w:id="185"/>
-    <w:bookmarkStart w:id="186" w:name="X2e9765bf942317681ee30dcf359fd4b6dd5f4e5"/>
+    <w:bookmarkEnd w:id="183"/>
+    <w:bookmarkStart w:id="184" w:name="X2e9765bf942317681ee30dcf359fd4b6dd5f4e5"/>
     <w:p>
       <w:pPr>
         <w:pStyle w:val="Heading2"/>
@@ -32626,8 +32710,8 @@
         </w:pict>
       </w:r>
     </w:p>
-    <w:bookmarkEnd w:id="186"/>
-    <w:bookmarkStart w:id="187" w:name="appendix-e-data-collection-instruments"/>
+    <w:bookmarkEnd w:id="184"/>
+    <w:bookmarkStart w:id="185" w:name="appendix-e-data-collection-instruments"/>
     <w:p>
       <w:pPr>
         <w:pStyle w:val="Heading2"/>
@@ -32927,8 +33011,8 @@
         </w:pict>
       </w:r>
     </w:p>
-    <w:bookmarkEnd w:id="187"/>
-    <w:bookmarkStart w:id="188" w:name="appendix-f-raw-anonymised-data-extracts"/>
+    <w:bookmarkEnd w:id="185"/>
+    <w:bookmarkStart w:id="186" w:name="appendix-f-raw-anonymised-data-extracts"/>
     <w:p>
       <w:pPr>
         <w:pStyle w:val="Heading2"/>
@@ -34218,8 +34302,8 @@
         </w:pict>
       </w:r>
     </w:p>
-    <w:bookmarkEnd w:id="188"/>
-    <w:bookmarkStart w:id="189" w:name="Xd6a9b1004ca4dbfcac50f5b1266b47684f274a8"/>
+    <w:bookmarkEnd w:id="186"/>
+    <w:bookmarkStart w:id="187" w:name="Xd6a9b1004ca4dbfcac50f5b1266b47684f274a8"/>
     <w:p>
       <w:pPr>
         <w:pStyle w:val="Heading2"/>
@@ -34657,8 +34741,8 @@
         </w:pict>
       </w:r>
     </w:p>
-    <w:bookmarkEnd w:id="189"/>
-    <w:bookmarkStart w:id="190" w:name="appendix-h-supervisor-meeting-records"/>
+    <w:bookmarkEnd w:id="187"/>
+    <w:bookmarkStart w:id="188" w:name="appendix-h-supervisor-meeting-records"/>
     <w:p>
       <w:pPr>
         <w:pStyle w:val="Heading2"/>
@@ -34981,8 +35065,8 @@
         </w:pict>
       </w:r>
     </w:p>
-    <w:bookmarkEnd w:id="190"/>
-    <w:bookmarkStart w:id="191" w:name="X6b35326077dcea54fafd597599bfc7b15e14975"/>
+    <w:bookmarkEnd w:id="188"/>
+    <w:bookmarkStart w:id="189" w:name="X6b35326077dcea54fafd597599bfc7b15e14975"/>
     <w:p>
       <w:pPr>
         <w:pStyle w:val="Heading2"/>
@@ -35919,8 +36003,8 @@
         </w:pict>
       </w:r>
     </w:p>
-    <w:bookmarkEnd w:id="191"/>
-    <w:bookmarkStart w:id="192" w:name="X03b938e36fa28bd9e8ed37e7642d91fad569b28"/>
+    <w:bookmarkEnd w:id="189"/>
+    <w:bookmarkStart w:id="190" w:name="X03b938e36fa28bd9e8ed37e7642d91fad569b28"/>
     <w:p>
       <w:pPr>
         <w:pStyle w:val="Heading2"/>
@@ -35993,8 +36077,8 @@
         </w:pict>
       </w:r>
     </w:p>
-    <w:bookmarkEnd w:id="192"/>
-    <w:bookmarkStart w:id="193" w:name="Xaa8e20e9fbebbd1b95dbd63c6d944524dd5a93d"/>
+    <w:bookmarkEnd w:id="190"/>
+    <w:bookmarkStart w:id="191" w:name="Xaa8e20e9fbebbd1b95dbd63c6d944524dd5a93d"/>
     <w:p>
       <w:pPr>
         <w:pStyle w:val="Heading2"/>
@@ -38832,8 +38916,8 @@
         <w:t xml:space="preserve">.⟩</w:t>
       </w:r>
     </w:p>
-    <w:bookmarkEnd w:id="193"/>
-    <w:bookmarkEnd w:id="194"/>
+    <w:bookmarkEnd w:id="191"/>
+    <w:bookmarkEnd w:id="192"/>
     <w:sectPr>
       <w:headerReference r:id="rId7" w:type="default"/>
       <w:footerReference r:id="rId8" w:type="default"/>
